--- a/AugmentedTradeTech_Build_Prompts_v1.0.docx
+++ b/AugmentedTradeTech_Build_Prompts_v1.0.docx
@@ -108,12 +108,6 @@
         <w:gridCol w:w="3600"/>
       </w:tblGrid>
       <w:tr>
-        <w:tblPrEx>
-          <w:tblCellMar>
-            <w:top w:w="0" w:type="dxa"/>
-            <w:bottom w:w="0" w:type="dxa"/>
-          </w:tblCellMar>
-        </w:tblPrEx>
         <w:tc>
           <w:tcPr>
             <w:tcW w:w="2400" w:type="dxa"/>
@@ -172,12 +166,6 @@
         </w:tc>
       </w:tr>
       <w:tr>
-        <w:tblPrEx>
-          <w:tblCellMar>
-            <w:top w:w="0" w:type="dxa"/>
-            <w:bottom w:w="0" w:type="dxa"/>
-          </w:tblCellMar>
-        </w:tblPrEx>
         <w:tc>
           <w:tcPr>
             <w:tcW w:w="2400" w:type="dxa"/>
@@ -236,12 +224,6 @@
         </w:tc>
       </w:tr>
       <w:tr>
-        <w:tblPrEx>
-          <w:tblCellMar>
-            <w:top w:w="0" w:type="dxa"/>
-            <w:bottom w:w="0" w:type="dxa"/>
-          </w:tblCellMar>
-        </w:tblPrEx>
         <w:tc>
           <w:tcPr>
             <w:tcW w:w="2400" w:type="dxa"/>
@@ -332,12 +314,6 @@
         </w:tc>
       </w:tr>
       <w:tr>
-        <w:tblPrEx>
-          <w:tblCellMar>
-            <w:top w:w="0" w:type="dxa"/>
-            <w:bottom w:w="0" w:type="dxa"/>
-          </w:tblCellMar>
-        </w:tblPrEx>
         <w:tc>
           <w:tcPr>
             <w:tcW w:w="2400" w:type="dxa"/>
@@ -396,12 +372,6 @@
         </w:tc>
       </w:tr>
       <w:tr>
-        <w:tblPrEx>
-          <w:tblCellMar>
-            <w:top w:w="0" w:type="dxa"/>
-            <w:bottom w:w="0" w:type="dxa"/>
-          </w:tblCellMar>
-        </w:tblPrEx>
         <w:tc>
           <w:tcPr>
             <w:tcW w:w="2400" w:type="dxa"/>
@@ -982,12 +952,6 @@
         <w:gridCol w:w="5360"/>
       </w:tblGrid>
       <w:tr>
-        <w:tblPrEx>
-          <w:tblCellMar>
-            <w:top w:w="0" w:type="dxa"/>
-            <w:bottom w:w="0" w:type="dxa"/>
-          </w:tblCellMar>
-        </w:tblPrEx>
         <w:tc>
           <w:tcPr>
             <w:tcW w:w="1200" w:type="dxa"/>
@@ -1080,12 +1044,6 @@
         </w:tc>
       </w:tr>
       <w:tr>
-        <w:tblPrEx>
-          <w:tblCellMar>
-            <w:top w:w="0" w:type="dxa"/>
-            <w:bottom w:w="0" w:type="dxa"/>
-          </w:tblCellMar>
-        </w:tblPrEx>
         <w:tc>
           <w:tcPr>
             <w:tcW w:w="1200" w:type="dxa"/>
@@ -1183,12 +1141,6 @@
         </w:tc>
       </w:tr>
       <w:tr>
-        <w:tblPrEx>
-          <w:tblCellMar>
-            <w:top w:w="0" w:type="dxa"/>
-            <w:bottom w:w="0" w:type="dxa"/>
-          </w:tblCellMar>
-        </w:tblPrEx>
         <w:tc>
           <w:tcPr>
             <w:tcW w:w="1200" w:type="dxa"/>
@@ -1278,12 +1230,6 @@
         </w:tc>
       </w:tr>
       <w:tr>
-        <w:tblPrEx>
-          <w:tblCellMar>
-            <w:top w:w="0" w:type="dxa"/>
-            <w:bottom w:w="0" w:type="dxa"/>
-          </w:tblCellMar>
-        </w:tblPrEx>
         <w:tc>
           <w:tcPr>
             <w:tcW w:w="1200" w:type="dxa"/>
@@ -1372,12 +1318,6 @@
         </w:tc>
       </w:tr>
       <w:tr>
-        <w:tblPrEx>
-          <w:tblCellMar>
-            <w:top w:w="0" w:type="dxa"/>
-            <w:bottom w:w="0" w:type="dxa"/>
-          </w:tblCellMar>
-        </w:tblPrEx>
         <w:tc>
           <w:tcPr>
             <w:tcW w:w="1200" w:type="dxa"/>
@@ -1466,12 +1406,6 @@
         </w:tc>
       </w:tr>
       <w:tr>
-        <w:tblPrEx>
-          <w:tblCellMar>
-            <w:top w:w="0" w:type="dxa"/>
-            <w:bottom w:w="0" w:type="dxa"/>
-          </w:tblCellMar>
-        </w:tblPrEx>
         <w:tc>
           <w:tcPr>
             <w:tcW w:w="1200" w:type="dxa"/>
@@ -1576,12 +1510,6 @@
         </w:tc>
       </w:tr>
       <w:tr>
-        <w:tblPrEx>
-          <w:tblCellMar>
-            <w:top w:w="0" w:type="dxa"/>
-            <w:bottom w:w="0" w:type="dxa"/>
-          </w:tblCellMar>
-        </w:tblPrEx>
         <w:tc>
           <w:tcPr>
             <w:tcW w:w="1200" w:type="dxa"/>
@@ -1670,12 +1598,6 @@
         </w:tc>
       </w:tr>
       <w:tr>
-        <w:tblPrEx>
-          <w:tblCellMar>
-            <w:top w:w="0" w:type="dxa"/>
-            <w:bottom w:w="0" w:type="dxa"/>
-          </w:tblCellMar>
-        </w:tblPrEx>
         <w:tc>
           <w:tcPr>
             <w:tcW w:w="1200" w:type="dxa"/>
@@ -1773,12 +1695,6 @@
         </w:tc>
       </w:tr>
       <w:tr>
-        <w:tblPrEx>
-          <w:tblCellMar>
-            <w:top w:w="0" w:type="dxa"/>
-            <w:bottom w:w="0" w:type="dxa"/>
-          </w:tblCellMar>
-        </w:tblPrEx>
         <w:tc>
           <w:tcPr>
             <w:tcW w:w="1200" w:type="dxa"/>
@@ -1867,12 +1783,6 @@
         </w:tc>
       </w:tr>
       <w:tr>
-        <w:tblPrEx>
-          <w:tblCellMar>
-            <w:top w:w="0" w:type="dxa"/>
-            <w:bottom w:w="0" w:type="dxa"/>
-          </w:tblCellMar>
-        </w:tblPrEx>
         <w:tc>
           <w:tcPr>
             <w:tcW w:w="1200" w:type="dxa"/>
@@ -1961,12 +1871,6 @@
         </w:tc>
       </w:tr>
       <w:tr>
-        <w:tblPrEx>
-          <w:tblCellMar>
-            <w:top w:w="0" w:type="dxa"/>
-            <w:bottom w:w="0" w:type="dxa"/>
-          </w:tblCellMar>
-        </w:tblPrEx>
         <w:tc>
           <w:tcPr>
             <w:tcW w:w="1200" w:type="dxa"/>
@@ -2055,12 +1959,6 @@
         </w:tc>
       </w:tr>
       <w:tr>
-        <w:tblPrEx>
-          <w:tblCellMar>
-            <w:top w:w="0" w:type="dxa"/>
-            <w:bottom w:w="0" w:type="dxa"/>
-          </w:tblCellMar>
-        </w:tblPrEx>
         <w:tc>
           <w:tcPr>
             <w:tcW w:w="1200" w:type="dxa"/>
@@ -2165,12 +2063,6 @@
         </w:tc>
       </w:tr>
       <w:tr>
-        <w:tblPrEx>
-          <w:tblCellMar>
-            <w:top w:w="0" w:type="dxa"/>
-            <w:bottom w:w="0" w:type="dxa"/>
-          </w:tblCellMar>
-        </w:tblPrEx>
         <w:tc>
           <w:tcPr>
             <w:tcW w:w="1200" w:type="dxa"/>
@@ -2285,12 +2177,6 @@
         <w:gridCol w:w="9360"/>
       </w:tblGrid>
       <w:tr>
-        <w:tblPrEx>
-          <w:tblCellMar>
-            <w:top w:w="0" w:type="dxa"/>
-            <w:bottom w:w="0" w:type="dxa"/>
-          </w:tblCellMar>
-        </w:tblPrEx>
         <w:tc>
           <w:tcPr>
             <w:tcW w:w="9360" w:type="dxa"/>
@@ -2425,12 +2311,6 @@
         <w:gridCol w:w="9360"/>
       </w:tblGrid>
       <w:tr>
-        <w:tblPrEx>
-          <w:tblCellMar>
-            <w:top w:w="0" w:type="dxa"/>
-            <w:bottom w:w="0" w:type="dxa"/>
-          </w:tblCellMar>
-        </w:tblPrEx>
         <w:tc>
           <w:tcPr>
             <w:tcW w:w="9360" w:type="dxa"/>
@@ -2463,12 +2343,6 @@
         </w:tc>
       </w:tr>
       <w:tr>
-        <w:tblPrEx>
-          <w:tblCellMar>
-            <w:top w:w="0" w:type="dxa"/>
-            <w:bottom w:w="0" w:type="dxa"/>
-          </w:tblCellMar>
-        </w:tblPrEx>
         <w:tc>
           <w:tcPr>
             <w:tcW w:w="9360" w:type="dxa"/>
@@ -3249,12 +3123,6 @@
         <w:gridCol w:w="9360"/>
       </w:tblGrid>
       <w:tr>
-        <w:tblPrEx>
-          <w:tblCellMar>
-            <w:top w:w="0" w:type="dxa"/>
-            <w:bottom w:w="0" w:type="dxa"/>
-          </w:tblCellMar>
-        </w:tblPrEx>
         <w:tc>
           <w:tcPr>
             <w:tcW w:w="9360" w:type="dxa"/>
@@ -3287,12 +3155,6 @@
         </w:tc>
       </w:tr>
       <w:tr>
-        <w:tblPrEx>
-          <w:tblCellMar>
-            <w:top w:w="0" w:type="dxa"/>
-            <w:bottom w:w="0" w:type="dxa"/>
-          </w:tblCellMar>
-        </w:tblPrEx>
         <w:tc>
           <w:tcPr>
             <w:tcW w:w="9360" w:type="dxa"/>
@@ -3570,18 +3432,8 @@
                 <w:sz w:val="20"/>
                 <w:szCs w:val="20"/>
               </w:rPr>
-              <w:t xml:space="preserve"> </w:t>
-            </w:r>
-            <w:proofErr w:type="spellStart"/>
-            <w:r>
-              <w:rPr>
-                <w:rFonts w:ascii="Courier New" w:eastAsia="Courier New" w:hAnsi="Courier New" w:cs="Courier New"/>
-                <w:sz w:val="20"/>
-                <w:szCs w:val="20"/>
-              </w:rPr>
-              <w:t>enum</w:t>
-            </w:r>
-            <w:proofErr w:type="spellEnd"/>
+              <w:t xml:space="preserve"> enum</w:t>
+            </w:r>
           </w:p>
           <w:p>
             <w:pPr>
@@ -5000,12 +4852,6 @@
         <w:gridCol w:w="9360"/>
       </w:tblGrid>
       <w:tr>
-        <w:tblPrEx>
-          <w:tblCellMar>
-            <w:top w:w="0" w:type="dxa"/>
-            <w:bottom w:w="0" w:type="dxa"/>
-          </w:tblCellMar>
-        </w:tblPrEx>
         <w:tc>
           <w:tcPr>
             <w:tcW w:w="9360" w:type="dxa"/>
@@ -5038,12 +4884,6 @@
         </w:tc>
       </w:tr>
       <w:tr>
-        <w:tblPrEx>
-          <w:tblCellMar>
-            <w:top w:w="0" w:type="dxa"/>
-            <w:bottom w:w="0" w:type="dxa"/>
-          </w:tblCellMar>
-        </w:tblPrEx>
         <w:tc>
           <w:tcPr>
             <w:tcW w:w="9360" w:type="dxa"/>
@@ -5961,12 +5801,6 @@
         <w:gridCol w:w="9360"/>
       </w:tblGrid>
       <w:tr>
-        <w:tblPrEx>
-          <w:tblCellMar>
-            <w:top w:w="0" w:type="dxa"/>
-            <w:bottom w:w="0" w:type="dxa"/>
-          </w:tblCellMar>
-        </w:tblPrEx>
         <w:tc>
           <w:tcPr>
             <w:tcW w:w="9360" w:type="dxa"/>
@@ -5976,7 +5810,7 @@
               <w:bottom w:val="none" w:sz="0" w:space="0" w:color="FFFFFF"/>
               <w:right w:val="single" w:sz="1" w:space="0" w:color="CBD5E1"/>
             </w:tcBorders>
-            <w:shd w:val="clear" w:color="auto" w:fill="1E40AF"/>
+            <w:shd w:val="clear" w:color="auto" w:fill="196B24" w:themeFill="accent3"/>
             <w:tcMar>
               <w:top w:w="100" w:type="dxa"/>
               <w:left w:w="180" w:type="dxa"/>
@@ -5999,12 +5833,6 @@
         </w:tc>
       </w:tr>
       <w:tr>
-        <w:tblPrEx>
-          <w:tblCellMar>
-            <w:top w:w="0" w:type="dxa"/>
-            <w:bottom w:w="0" w:type="dxa"/>
-          </w:tblCellMar>
-        </w:tblPrEx>
         <w:tc>
           <w:tcPr>
             <w:tcW w:w="9360" w:type="dxa"/>
@@ -6591,12 +6419,6 @@
         <w:gridCol w:w="3947"/>
       </w:tblGrid>
       <w:tr>
-        <w:tblPrEx>
-          <w:tblCellMar>
-            <w:top w:w="0" w:type="dxa"/>
-            <w:bottom w:w="0" w:type="dxa"/>
-          </w:tblCellMar>
-        </w:tblPrEx>
         <w:tc>
           <w:tcPr>
             <w:tcW w:w="400" w:type="dxa"/>
@@ -6690,12 +6512,6 @@
         </w:tc>
       </w:tr>
       <w:tr>
-        <w:tblPrEx>
-          <w:tblCellMar>
-            <w:top w:w="0" w:type="dxa"/>
-            <w:bottom w:w="0" w:type="dxa"/>
-          </w:tblCellMar>
-        </w:tblPrEx>
         <w:tc>
           <w:tcPr>
             <w:tcW w:w="400" w:type="dxa"/>
@@ -6816,12 +6632,6 @@
         </w:tc>
       </w:tr>
       <w:tr>
-        <w:tblPrEx>
-          <w:tblCellMar>
-            <w:top w:w="0" w:type="dxa"/>
-            <w:bottom w:w="0" w:type="dxa"/>
-          </w:tblCellMar>
-        </w:tblPrEx>
         <w:tc>
           <w:tcPr>
             <w:tcW w:w="400" w:type="dxa"/>
@@ -6908,12 +6718,6 @@
         </w:tc>
       </w:tr>
       <w:tr>
-        <w:tblPrEx>
-          <w:tblCellMar>
-            <w:top w:w="0" w:type="dxa"/>
-            <w:bottom w:w="0" w:type="dxa"/>
-          </w:tblCellMar>
-        </w:tblPrEx>
         <w:tc>
           <w:tcPr>
             <w:tcW w:w="400" w:type="dxa"/>
@@ -7012,12 +6816,6 @@
         </w:tc>
       </w:tr>
       <w:tr>
-        <w:tblPrEx>
-          <w:tblCellMar>
-            <w:top w:w="0" w:type="dxa"/>
-            <w:bottom w:w="0" w:type="dxa"/>
-          </w:tblCellMar>
-        </w:tblPrEx>
         <w:tc>
           <w:tcPr>
             <w:tcW w:w="400" w:type="dxa"/>
@@ -7135,12 +6933,6 @@
         </w:tc>
       </w:tr>
       <w:tr>
-        <w:tblPrEx>
-          <w:tblCellMar>
-            <w:top w:w="0" w:type="dxa"/>
-            <w:bottom w:w="0" w:type="dxa"/>
-          </w:tblCellMar>
-        </w:tblPrEx>
         <w:tc>
           <w:tcPr>
             <w:tcW w:w="400" w:type="dxa"/>
@@ -7251,12 +7043,6 @@
         </w:tc>
       </w:tr>
       <w:tr>
-        <w:tblPrEx>
-          <w:tblCellMar>
-            <w:top w:w="0" w:type="dxa"/>
-            <w:bottom w:w="0" w:type="dxa"/>
-          </w:tblCellMar>
-        </w:tblPrEx>
         <w:tc>
           <w:tcPr>
             <w:tcW w:w="400" w:type="dxa"/>
@@ -7389,12 +7175,6 @@
         </w:tc>
       </w:tr>
       <w:tr>
-        <w:tblPrEx>
-          <w:tblCellMar>
-            <w:top w:w="0" w:type="dxa"/>
-            <w:bottom w:w="0" w:type="dxa"/>
-          </w:tblCellMar>
-        </w:tblPrEx>
         <w:tc>
           <w:tcPr>
             <w:tcW w:w="400" w:type="dxa"/>
@@ -7527,12 +7307,6 @@
         </w:tc>
       </w:tr>
       <w:tr>
-        <w:tblPrEx>
-          <w:tblCellMar>
-            <w:top w:w="0" w:type="dxa"/>
-            <w:bottom w:w="0" w:type="dxa"/>
-          </w:tblCellMar>
-        </w:tblPrEx>
         <w:tc>
           <w:tcPr>
             <w:tcW w:w="400" w:type="dxa"/>
@@ -7665,12 +7439,6 @@
         </w:tc>
       </w:tr>
       <w:tr>
-        <w:tblPrEx>
-          <w:tblCellMar>
-            <w:top w:w="0" w:type="dxa"/>
-            <w:bottom w:w="0" w:type="dxa"/>
-          </w:tblCellMar>
-        </w:tblPrEx>
         <w:tc>
           <w:tcPr>
             <w:tcW w:w="400" w:type="dxa"/>
@@ -7810,12 +7578,6 @@
         </w:tc>
       </w:tr>
       <w:tr>
-        <w:tblPrEx>
-          <w:tblCellMar>
-            <w:top w:w="0" w:type="dxa"/>
-            <w:bottom w:w="0" w:type="dxa"/>
-          </w:tblCellMar>
-        </w:tblPrEx>
         <w:tc>
           <w:tcPr>
             <w:tcW w:w="400" w:type="dxa"/>
@@ -7977,12 +7739,6 @@
         </w:tc>
       </w:tr>
       <w:tr>
-        <w:tblPrEx>
-          <w:tblCellMar>
-            <w:top w:w="0" w:type="dxa"/>
-            <w:bottom w:w="0" w:type="dxa"/>
-          </w:tblCellMar>
-        </w:tblPrEx>
         <w:tc>
           <w:tcPr>
             <w:tcW w:w="400" w:type="dxa"/>
@@ -8100,12 +7856,6 @@
         </w:tc>
       </w:tr>
       <w:tr>
-        <w:tblPrEx>
-          <w:tblCellMar>
-            <w:top w:w="0" w:type="dxa"/>
-            <w:bottom w:w="0" w:type="dxa"/>
-          </w:tblCellMar>
-        </w:tblPrEx>
         <w:tc>
           <w:tcPr>
             <w:tcW w:w="400" w:type="dxa"/>
@@ -8210,12 +7960,6 @@
         </w:tc>
       </w:tr>
       <w:tr>
-        <w:tblPrEx>
-          <w:tblCellMar>
-            <w:top w:w="0" w:type="dxa"/>
-            <w:bottom w:w="0" w:type="dxa"/>
-          </w:tblCellMar>
-        </w:tblPrEx>
         <w:tc>
           <w:tcPr>
             <w:tcW w:w="400" w:type="dxa"/>
@@ -8302,12 +8046,6 @@
         </w:tc>
       </w:tr>
       <w:tr>
-        <w:tblPrEx>
-          <w:tblCellMar>
-            <w:top w:w="0" w:type="dxa"/>
-            <w:bottom w:w="0" w:type="dxa"/>
-          </w:tblCellMar>
-        </w:tblPrEx>
         <w:tc>
           <w:tcPr>
             <w:tcW w:w="400" w:type="dxa"/>
@@ -8394,12 +8132,6 @@
         </w:tc>
       </w:tr>
       <w:tr>
-        <w:tblPrEx>
-          <w:tblCellMar>
-            <w:top w:w="0" w:type="dxa"/>
-            <w:bottom w:w="0" w:type="dxa"/>
-          </w:tblCellMar>
-        </w:tblPrEx>
         <w:tc>
           <w:tcPr>
             <w:tcW w:w="400" w:type="dxa"/>
@@ -8486,12 +8218,6 @@
         </w:tc>
       </w:tr>
       <w:tr>
-        <w:tblPrEx>
-          <w:tblCellMar>
-            <w:top w:w="0" w:type="dxa"/>
-            <w:bottom w:w="0" w:type="dxa"/>
-          </w:tblCellMar>
-        </w:tblPrEx>
         <w:tc>
           <w:tcPr>
             <w:tcW w:w="400" w:type="dxa"/>
@@ -8578,12 +8304,6 @@
         </w:tc>
       </w:tr>
       <w:tr>
-        <w:tblPrEx>
-          <w:tblCellMar>
-            <w:top w:w="0" w:type="dxa"/>
-            <w:bottom w:w="0" w:type="dxa"/>
-          </w:tblCellMar>
-        </w:tblPrEx>
         <w:tc>
           <w:tcPr>
             <w:tcW w:w="400" w:type="dxa"/>
@@ -8696,12 +8416,6 @@
         <w:gridCol w:w="9360"/>
       </w:tblGrid>
       <w:tr>
-        <w:tblPrEx>
-          <w:tblCellMar>
-            <w:top w:w="0" w:type="dxa"/>
-            <w:bottom w:w="0" w:type="dxa"/>
-          </w:tblCellMar>
-        </w:tblPrEx>
         <w:tc>
           <w:tcPr>
             <w:tcW w:w="9360" w:type="dxa"/>
@@ -8810,12 +8524,6 @@
         <w:gridCol w:w="9360"/>
       </w:tblGrid>
       <w:tr>
-        <w:tblPrEx>
-          <w:tblCellMar>
-            <w:top w:w="0" w:type="dxa"/>
-            <w:bottom w:w="0" w:type="dxa"/>
-          </w:tblCellMar>
-        </w:tblPrEx>
         <w:tc>
           <w:tcPr>
             <w:tcW w:w="9360" w:type="dxa"/>
@@ -8825,7 +8533,7 @@
               <w:bottom w:val="none" w:sz="0" w:space="0" w:color="FFFFFF"/>
               <w:right w:val="single" w:sz="1" w:space="0" w:color="CBD5E1"/>
             </w:tcBorders>
-            <w:shd w:val="clear" w:color="auto" w:fill="1E40AF"/>
+            <w:shd w:val="clear" w:color="auto" w:fill="196B24" w:themeFill="accent3"/>
             <w:tcMar>
               <w:top w:w="100" w:type="dxa"/>
               <w:left w:w="180" w:type="dxa"/>
@@ -8848,12 +8556,6 @@
         </w:tc>
       </w:tr>
       <w:tr>
-        <w:tblPrEx>
-          <w:tblCellMar>
-            <w:top w:w="0" w:type="dxa"/>
-            <w:bottom w:w="0" w:type="dxa"/>
-          </w:tblCellMar>
-        </w:tblPrEx>
         <w:tc>
           <w:tcPr>
             <w:tcW w:w="9360" w:type="dxa"/>
@@ -9652,12 +9354,6 @@
         <w:gridCol w:w="9360"/>
       </w:tblGrid>
       <w:tr>
-        <w:tblPrEx>
-          <w:tblCellMar>
-            <w:top w:w="0" w:type="dxa"/>
-            <w:bottom w:w="0" w:type="dxa"/>
-          </w:tblCellMar>
-        </w:tblPrEx>
         <w:tc>
           <w:tcPr>
             <w:tcW w:w="9360" w:type="dxa"/>
@@ -9667,7 +9363,7 @@
               <w:bottom w:val="none" w:sz="0" w:space="0" w:color="FFFFFF"/>
               <w:right w:val="single" w:sz="1" w:space="0" w:color="CBD5E1"/>
             </w:tcBorders>
-            <w:shd w:val="clear" w:color="auto" w:fill="1E40AF"/>
+            <w:shd w:val="clear" w:color="auto" w:fill="196B24" w:themeFill="accent3"/>
             <w:tcMar>
               <w:top w:w="100" w:type="dxa"/>
               <w:left w:w="180" w:type="dxa"/>
@@ -9690,12 +9386,6 @@
         </w:tc>
       </w:tr>
       <w:tr>
-        <w:tblPrEx>
-          <w:tblCellMar>
-            <w:top w:w="0" w:type="dxa"/>
-            <w:bottom w:w="0" w:type="dxa"/>
-          </w:tblCellMar>
-        </w:tblPrEx>
         <w:tc>
           <w:tcPr>
             <w:tcW w:w="9360" w:type="dxa"/>
@@ -10411,12 +10101,6 @@
         <w:gridCol w:w="9360"/>
       </w:tblGrid>
       <w:tr>
-        <w:tblPrEx>
-          <w:tblCellMar>
-            <w:top w:w="0" w:type="dxa"/>
-            <w:bottom w:w="0" w:type="dxa"/>
-          </w:tblCellMar>
-        </w:tblPrEx>
         <w:tc>
           <w:tcPr>
             <w:tcW w:w="9360" w:type="dxa"/>
@@ -10426,7 +10110,7 @@
               <w:bottom w:val="none" w:sz="0" w:space="0" w:color="FFFFFF"/>
               <w:right w:val="single" w:sz="1" w:space="0" w:color="CBD5E1"/>
             </w:tcBorders>
-            <w:shd w:val="clear" w:color="auto" w:fill="1E40AF"/>
+            <w:shd w:val="clear" w:color="auto" w:fill="196B24" w:themeFill="accent3"/>
             <w:tcMar>
               <w:top w:w="100" w:type="dxa"/>
               <w:left w:w="180" w:type="dxa"/>
@@ -10449,12 +10133,6 @@
         </w:tc>
       </w:tr>
       <w:tr>
-        <w:tblPrEx>
-          <w:tblCellMar>
-            <w:top w:w="0" w:type="dxa"/>
-            <w:bottom w:w="0" w:type="dxa"/>
-          </w:tblCellMar>
-        </w:tblPrEx>
         <w:tc>
           <w:tcPr>
             <w:tcW w:w="9360" w:type="dxa"/>
@@ -10928,12 +10606,6 @@
         <w:gridCol w:w="3389"/>
       </w:tblGrid>
       <w:tr>
-        <w:tblPrEx>
-          <w:tblCellMar>
-            <w:top w:w="0" w:type="dxa"/>
-            <w:bottom w:w="0" w:type="dxa"/>
-          </w:tblCellMar>
-        </w:tblPrEx>
         <w:tc>
           <w:tcPr>
             <w:tcW w:w="400" w:type="dxa"/>
@@ -11026,12 +10698,6 @@
         </w:tc>
       </w:tr>
       <w:tr>
-        <w:tblPrEx>
-          <w:tblCellMar>
-            <w:top w:w="0" w:type="dxa"/>
-            <w:bottom w:w="0" w:type="dxa"/>
-          </w:tblCellMar>
-        </w:tblPrEx>
         <w:tc>
           <w:tcPr>
             <w:tcW w:w="400" w:type="dxa"/>
@@ -11118,12 +10784,6 @@
         </w:tc>
       </w:tr>
       <w:tr>
-        <w:tblPrEx>
-          <w:tblCellMar>
-            <w:top w:w="0" w:type="dxa"/>
-            <w:bottom w:w="0" w:type="dxa"/>
-          </w:tblCellMar>
-        </w:tblPrEx>
         <w:tc>
           <w:tcPr>
             <w:tcW w:w="400" w:type="dxa"/>
@@ -11219,12 +10879,6 @@
         </w:tc>
       </w:tr>
       <w:tr>
-        <w:tblPrEx>
-          <w:tblCellMar>
-            <w:top w:w="0" w:type="dxa"/>
-            <w:bottom w:w="0" w:type="dxa"/>
-          </w:tblCellMar>
-        </w:tblPrEx>
         <w:tc>
           <w:tcPr>
             <w:tcW w:w="400" w:type="dxa"/>
@@ -11311,12 +10965,6 @@
         </w:tc>
       </w:tr>
       <w:tr>
-        <w:tblPrEx>
-          <w:tblCellMar>
-            <w:top w:w="0" w:type="dxa"/>
-            <w:bottom w:w="0" w:type="dxa"/>
-          </w:tblCellMar>
-        </w:tblPrEx>
         <w:tc>
           <w:tcPr>
             <w:tcW w:w="400" w:type="dxa"/>
@@ -11447,12 +11095,6 @@
         </w:tc>
       </w:tr>
       <w:tr>
-        <w:tblPrEx>
-          <w:tblCellMar>
-            <w:top w:w="0" w:type="dxa"/>
-            <w:bottom w:w="0" w:type="dxa"/>
-          </w:tblCellMar>
-        </w:tblPrEx>
         <w:tc>
           <w:tcPr>
             <w:tcW w:w="400" w:type="dxa"/>
@@ -11539,12 +11181,6 @@
         </w:tc>
       </w:tr>
       <w:tr>
-        <w:tblPrEx>
-          <w:tblCellMar>
-            <w:top w:w="0" w:type="dxa"/>
-            <w:bottom w:w="0" w:type="dxa"/>
-          </w:tblCellMar>
-        </w:tblPrEx>
         <w:tc>
           <w:tcPr>
             <w:tcW w:w="400" w:type="dxa"/>
@@ -11632,12 +11268,6 @@
         </w:tc>
       </w:tr>
       <w:tr>
-        <w:tblPrEx>
-          <w:tblCellMar>
-            <w:top w:w="0" w:type="dxa"/>
-            <w:bottom w:w="0" w:type="dxa"/>
-          </w:tblCellMar>
-        </w:tblPrEx>
         <w:tc>
           <w:tcPr>
             <w:tcW w:w="400" w:type="dxa"/>
@@ -11724,12 +11354,6 @@
         </w:tc>
       </w:tr>
       <w:tr>
-        <w:tblPrEx>
-          <w:tblCellMar>
-            <w:top w:w="0" w:type="dxa"/>
-            <w:bottom w:w="0" w:type="dxa"/>
-          </w:tblCellMar>
-        </w:tblPrEx>
         <w:tc>
           <w:tcPr>
             <w:tcW w:w="400" w:type="dxa"/>
@@ -11816,12 +11440,6 @@
         </w:tc>
       </w:tr>
       <w:tr>
-        <w:tblPrEx>
-          <w:tblCellMar>
-            <w:top w:w="0" w:type="dxa"/>
-            <w:bottom w:w="0" w:type="dxa"/>
-          </w:tblCellMar>
-        </w:tblPrEx>
         <w:tc>
           <w:tcPr>
             <w:tcW w:w="400" w:type="dxa"/>
@@ -11920,12 +11538,6 @@
         </w:tc>
       </w:tr>
       <w:tr>
-        <w:tblPrEx>
-          <w:tblCellMar>
-            <w:top w:w="0" w:type="dxa"/>
-            <w:bottom w:w="0" w:type="dxa"/>
-          </w:tblCellMar>
-        </w:tblPrEx>
         <w:tc>
           <w:tcPr>
             <w:tcW w:w="400" w:type="dxa"/>
@@ -12012,12 +11624,6 @@
         </w:tc>
       </w:tr>
       <w:tr>
-        <w:tblPrEx>
-          <w:tblCellMar>
-            <w:top w:w="0" w:type="dxa"/>
-            <w:bottom w:w="0" w:type="dxa"/>
-          </w:tblCellMar>
-        </w:tblPrEx>
         <w:tc>
           <w:tcPr>
             <w:tcW w:w="400" w:type="dxa"/>
@@ -12126,12 +11732,6 @@
         </w:tc>
       </w:tr>
       <w:tr>
-        <w:tblPrEx>
-          <w:tblCellMar>
-            <w:top w:w="0" w:type="dxa"/>
-            <w:bottom w:w="0" w:type="dxa"/>
-          </w:tblCellMar>
-        </w:tblPrEx>
         <w:tc>
           <w:tcPr>
             <w:tcW w:w="400" w:type="dxa"/>
@@ -12218,12 +11818,6 @@
         </w:tc>
       </w:tr>
       <w:tr>
-        <w:tblPrEx>
-          <w:tblCellMar>
-            <w:top w:w="0" w:type="dxa"/>
-            <w:bottom w:w="0" w:type="dxa"/>
-          </w:tblCellMar>
-        </w:tblPrEx>
         <w:tc>
           <w:tcPr>
             <w:tcW w:w="400" w:type="dxa"/>
@@ -12352,12 +11946,6 @@
         <w:gridCol w:w="9360"/>
       </w:tblGrid>
       <w:tr>
-        <w:tblPrEx>
-          <w:tblCellMar>
-            <w:top w:w="0" w:type="dxa"/>
-            <w:bottom w:w="0" w:type="dxa"/>
-          </w:tblCellMar>
-        </w:tblPrEx>
         <w:tc>
           <w:tcPr>
             <w:tcW w:w="9360" w:type="dxa"/>
@@ -12466,12 +12054,6 @@
         <w:gridCol w:w="9360"/>
       </w:tblGrid>
       <w:tr>
-        <w:tblPrEx>
-          <w:tblCellMar>
-            <w:top w:w="0" w:type="dxa"/>
-            <w:bottom w:w="0" w:type="dxa"/>
-          </w:tblCellMar>
-        </w:tblPrEx>
         <w:tc>
           <w:tcPr>
             <w:tcW w:w="9360" w:type="dxa"/>
@@ -12481,7 +12063,7 @@
               <w:bottom w:val="none" w:sz="0" w:space="0" w:color="FFFFFF"/>
               <w:right w:val="single" w:sz="1" w:space="0" w:color="CBD5E1"/>
             </w:tcBorders>
-            <w:shd w:val="clear" w:color="auto" w:fill="1E40AF"/>
+            <w:shd w:val="clear" w:color="auto" w:fill="196B24" w:themeFill="accent3"/>
             <w:tcMar>
               <w:top w:w="100" w:type="dxa"/>
               <w:left w:w="180" w:type="dxa"/>
@@ -12504,12 +12086,6 @@
         </w:tc>
       </w:tr>
       <w:tr>
-        <w:tblPrEx>
-          <w:tblCellMar>
-            <w:top w:w="0" w:type="dxa"/>
-            <w:bottom w:w="0" w:type="dxa"/>
-          </w:tblCellMar>
-        </w:tblPrEx>
         <w:tc>
           <w:tcPr>
             <w:tcW w:w="9360" w:type="dxa"/>
@@ -13213,12 +12789,6 @@
         <w:gridCol w:w="9360"/>
       </w:tblGrid>
       <w:tr>
-        <w:tblPrEx>
-          <w:tblCellMar>
-            <w:top w:w="0" w:type="dxa"/>
-            <w:bottom w:w="0" w:type="dxa"/>
-          </w:tblCellMar>
-        </w:tblPrEx>
         <w:tc>
           <w:tcPr>
             <w:tcW w:w="9360" w:type="dxa"/>
@@ -13228,7 +12798,7 @@
               <w:bottom w:val="none" w:sz="0" w:space="0" w:color="FFFFFF"/>
               <w:right w:val="single" w:sz="1" w:space="0" w:color="CBD5E1"/>
             </w:tcBorders>
-            <w:shd w:val="clear" w:color="auto" w:fill="1E40AF"/>
+            <w:shd w:val="clear" w:color="auto" w:fill="196B24" w:themeFill="accent3"/>
             <w:tcMar>
               <w:top w:w="100" w:type="dxa"/>
               <w:left w:w="180" w:type="dxa"/>
@@ -13251,12 +12821,6 @@
         </w:tc>
       </w:tr>
       <w:tr>
-        <w:tblPrEx>
-          <w:tblCellMar>
-            <w:top w:w="0" w:type="dxa"/>
-            <w:bottom w:w="0" w:type="dxa"/>
-          </w:tblCellMar>
-        </w:tblPrEx>
         <w:tc>
           <w:tcPr>
             <w:tcW w:w="9360" w:type="dxa"/>
@@ -13736,12 +13300,6 @@
         <w:gridCol w:w="3397"/>
       </w:tblGrid>
       <w:tr>
-        <w:tblPrEx>
-          <w:tblCellMar>
-            <w:top w:w="0" w:type="dxa"/>
-            <w:bottom w:w="0" w:type="dxa"/>
-          </w:tblCellMar>
-        </w:tblPrEx>
         <w:tc>
           <w:tcPr>
             <w:tcW w:w="400" w:type="dxa"/>
@@ -13834,12 +13392,6 @@
         </w:tc>
       </w:tr>
       <w:tr>
-        <w:tblPrEx>
-          <w:tblCellMar>
-            <w:top w:w="0" w:type="dxa"/>
-            <w:bottom w:w="0" w:type="dxa"/>
-          </w:tblCellMar>
-        </w:tblPrEx>
         <w:tc>
           <w:tcPr>
             <w:tcW w:w="400" w:type="dxa"/>
@@ -13926,12 +13478,6 @@
         </w:tc>
       </w:tr>
       <w:tr>
-        <w:tblPrEx>
-          <w:tblCellMar>
-            <w:top w:w="0" w:type="dxa"/>
-            <w:bottom w:w="0" w:type="dxa"/>
-          </w:tblCellMar>
-        </w:tblPrEx>
         <w:tc>
           <w:tcPr>
             <w:tcW w:w="400" w:type="dxa"/>
@@ -14040,12 +13586,6 @@
         </w:tc>
       </w:tr>
       <w:tr>
-        <w:tblPrEx>
-          <w:tblCellMar>
-            <w:top w:w="0" w:type="dxa"/>
-            <w:bottom w:w="0" w:type="dxa"/>
-          </w:tblCellMar>
-        </w:tblPrEx>
         <w:tc>
           <w:tcPr>
             <w:tcW w:w="400" w:type="dxa"/>
@@ -14154,12 +13694,6 @@
         </w:tc>
       </w:tr>
       <w:tr>
-        <w:tblPrEx>
-          <w:tblCellMar>
-            <w:top w:w="0" w:type="dxa"/>
-            <w:bottom w:w="0" w:type="dxa"/>
-          </w:tblCellMar>
-        </w:tblPrEx>
         <w:tc>
           <w:tcPr>
             <w:tcW w:w="400" w:type="dxa"/>
@@ -14311,12 +13845,6 @@
         </w:tc>
       </w:tr>
       <w:tr>
-        <w:tblPrEx>
-          <w:tblCellMar>
-            <w:top w:w="0" w:type="dxa"/>
-            <w:bottom w:w="0" w:type="dxa"/>
-          </w:tblCellMar>
-        </w:tblPrEx>
         <w:tc>
           <w:tcPr>
             <w:tcW w:w="400" w:type="dxa"/>
@@ -14425,12 +13953,6 @@
         </w:tc>
       </w:tr>
       <w:tr>
-        <w:tblPrEx>
-          <w:tblCellMar>
-            <w:top w:w="0" w:type="dxa"/>
-            <w:bottom w:w="0" w:type="dxa"/>
-          </w:tblCellMar>
-        </w:tblPrEx>
         <w:tc>
           <w:tcPr>
             <w:tcW w:w="400" w:type="dxa"/>
@@ -14517,12 +14039,6 @@
         </w:tc>
       </w:tr>
       <w:tr>
-        <w:tblPrEx>
-          <w:tblCellMar>
-            <w:top w:w="0" w:type="dxa"/>
-            <w:bottom w:w="0" w:type="dxa"/>
-          </w:tblCellMar>
-        </w:tblPrEx>
         <w:tc>
           <w:tcPr>
             <w:tcW w:w="400" w:type="dxa"/>
@@ -14609,12 +14125,6 @@
         </w:tc>
       </w:tr>
       <w:tr>
-        <w:tblPrEx>
-          <w:tblCellMar>
-            <w:top w:w="0" w:type="dxa"/>
-            <w:bottom w:w="0" w:type="dxa"/>
-          </w:tblCellMar>
-        </w:tblPrEx>
         <w:tc>
           <w:tcPr>
             <w:tcW w:w="400" w:type="dxa"/>
@@ -14701,12 +14211,6 @@
         </w:tc>
       </w:tr>
       <w:tr>
-        <w:tblPrEx>
-          <w:tblCellMar>
-            <w:top w:w="0" w:type="dxa"/>
-            <w:bottom w:w="0" w:type="dxa"/>
-          </w:tblCellMar>
-        </w:tblPrEx>
         <w:tc>
           <w:tcPr>
             <w:tcW w:w="400" w:type="dxa"/>
@@ -14793,12 +14297,6 @@
         </w:tc>
       </w:tr>
       <w:tr>
-        <w:tblPrEx>
-          <w:tblCellMar>
-            <w:top w:w="0" w:type="dxa"/>
-            <w:bottom w:w="0" w:type="dxa"/>
-          </w:tblCellMar>
-        </w:tblPrEx>
         <w:tc>
           <w:tcPr>
             <w:tcW w:w="400" w:type="dxa"/>
@@ -14885,12 +14383,6 @@
         </w:tc>
       </w:tr>
       <w:tr>
-        <w:tblPrEx>
-          <w:tblCellMar>
-            <w:top w:w="0" w:type="dxa"/>
-            <w:bottom w:w="0" w:type="dxa"/>
-          </w:tblCellMar>
-        </w:tblPrEx>
         <w:tc>
           <w:tcPr>
             <w:tcW w:w="400" w:type="dxa"/>
@@ -15003,12 +14495,6 @@
         <w:gridCol w:w="9360"/>
       </w:tblGrid>
       <w:tr>
-        <w:tblPrEx>
-          <w:tblCellMar>
-            <w:top w:w="0" w:type="dxa"/>
-            <w:bottom w:w="0" w:type="dxa"/>
-          </w:tblCellMar>
-        </w:tblPrEx>
         <w:tc>
           <w:tcPr>
             <w:tcW w:w="9360" w:type="dxa"/>
@@ -15117,12 +14603,6 @@
         <w:gridCol w:w="9360"/>
       </w:tblGrid>
       <w:tr>
-        <w:tblPrEx>
-          <w:tblCellMar>
-            <w:top w:w="0" w:type="dxa"/>
-            <w:bottom w:w="0" w:type="dxa"/>
-          </w:tblCellMar>
-        </w:tblPrEx>
         <w:tc>
           <w:tcPr>
             <w:tcW w:w="9360" w:type="dxa"/>
@@ -15132,7 +14612,7 @@
               <w:bottom w:val="none" w:sz="0" w:space="0" w:color="FFFFFF"/>
               <w:right w:val="single" w:sz="1" w:space="0" w:color="CBD5E1"/>
             </w:tcBorders>
-            <w:shd w:val="clear" w:color="auto" w:fill="1E40AF"/>
+            <w:shd w:val="clear" w:color="auto" w:fill="196B24" w:themeFill="accent3"/>
             <w:tcMar>
               <w:top w:w="100" w:type="dxa"/>
               <w:left w:w="180" w:type="dxa"/>
@@ -15155,12 +14635,6 @@
         </w:tc>
       </w:tr>
       <w:tr>
-        <w:tblPrEx>
-          <w:tblCellMar>
-            <w:top w:w="0" w:type="dxa"/>
-            <w:bottom w:w="0" w:type="dxa"/>
-          </w:tblCellMar>
-        </w:tblPrEx>
         <w:tc>
           <w:tcPr>
             <w:tcW w:w="9360" w:type="dxa"/>
@@ -15988,12 +15462,6 @@
         <w:gridCol w:w="9360"/>
       </w:tblGrid>
       <w:tr>
-        <w:tblPrEx>
-          <w:tblCellMar>
-            <w:top w:w="0" w:type="dxa"/>
-            <w:bottom w:w="0" w:type="dxa"/>
-          </w:tblCellMar>
-        </w:tblPrEx>
         <w:tc>
           <w:tcPr>
             <w:tcW w:w="9360" w:type="dxa"/>
@@ -16003,7 +15471,7 @@
               <w:bottom w:val="none" w:sz="0" w:space="0" w:color="FFFFFF"/>
               <w:right w:val="single" w:sz="1" w:space="0" w:color="CBD5E1"/>
             </w:tcBorders>
-            <w:shd w:val="clear" w:color="auto" w:fill="1E40AF"/>
+            <w:shd w:val="clear" w:color="auto" w:fill="196B24" w:themeFill="accent3"/>
             <w:tcMar>
               <w:top w:w="100" w:type="dxa"/>
               <w:left w:w="180" w:type="dxa"/>
@@ -16026,12 +15494,6 @@
         </w:tc>
       </w:tr>
       <w:tr>
-        <w:tblPrEx>
-          <w:tblCellMar>
-            <w:top w:w="0" w:type="dxa"/>
-            <w:bottom w:w="0" w:type="dxa"/>
-          </w:tblCellMar>
-        </w:tblPrEx>
         <w:tc>
           <w:tcPr>
             <w:tcW w:w="9360" w:type="dxa"/>
@@ -16625,12 +16087,6 @@
         <w:gridCol w:w="3386"/>
       </w:tblGrid>
       <w:tr>
-        <w:tblPrEx>
-          <w:tblCellMar>
-            <w:top w:w="0" w:type="dxa"/>
-            <w:bottom w:w="0" w:type="dxa"/>
-          </w:tblCellMar>
-        </w:tblPrEx>
         <w:tc>
           <w:tcPr>
             <w:tcW w:w="400" w:type="dxa"/>
@@ -16723,12 +16179,6 @@
         </w:tc>
       </w:tr>
       <w:tr>
-        <w:tblPrEx>
-          <w:tblCellMar>
-            <w:top w:w="0" w:type="dxa"/>
-            <w:bottom w:w="0" w:type="dxa"/>
-          </w:tblCellMar>
-        </w:tblPrEx>
         <w:tc>
           <w:tcPr>
             <w:tcW w:w="400" w:type="dxa"/>
@@ -16837,12 +16287,6 @@
         </w:tc>
       </w:tr>
       <w:tr>
-        <w:tblPrEx>
-          <w:tblCellMar>
-            <w:top w:w="0" w:type="dxa"/>
-            <w:bottom w:w="0" w:type="dxa"/>
-          </w:tblCellMar>
-        </w:tblPrEx>
         <w:tc>
           <w:tcPr>
             <w:tcW w:w="400" w:type="dxa"/>
@@ -16951,12 +16395,6 @@
         </w:tc>
       </w:tr>
       <w:tr>
-        <w:tblPrEx>
-          <w:tblCellMar>
-            <w:top w:w="0" w:type="dxa"/>
-            <w:bottom w:w="0" w:type="dxa"/>
-          </w:tblCellMar>
-        </w:tblPrEx>
         <w:tc>
           <w:tcPr>
             <w:tcW w:w="400" w:type="dxa"/>
@@ -17065,12 +16503,6 @@
         </w:tc>
       </w:tr>
       <w:tr>
-        <w:tblPrEx>
-          <w:tblCellMar>
-            <w:top w:w="0" w:type="dxa"/>
-            <w:bottom w:w="0" w:type="dxa"/>
-          </w:tblCellMar>
-        </w:tblPrEx>
         <w:tc>
           <w:tcPr>
             <w:tcW w:w="400" w:type="dxa"/>
@@ -17181,12 +16613,6 @@
         </w:tc>
       </w:tr>
       <w:tr>
-        <w:tblPrEx>
-          <w:tblCellMar>
-            <w:top w:w="0" w:type="dxa"/>
-            <w:bottom w:w="0" w:type="dxa"/>
-          </w:tblCellMar>
-        </w:tblPrEx>
         <w:tc>
           <w:tcPr>
             <w:tcW w:w="400" w:type="dxa"/>
@@ -17304,12 +16730,6 @@
         </w:tc>
       </w:tr>
       <w:tr>
-        <w:tblPrEx>
-          <w:tblCellMar>
-            <w:top w:w="0" w:type="dxa"/>
-            <w:bottom w:w="0" w:type="dxa"/>
-          </w:tblCellMar>
-        </w:tblPrEx>
         <w:tc>
           <w:tcPr>
             <w:tcW w:w="400" w:type="dxa"/>
@@ -17396,12 +16816,6 @@
         </w:tc>
       </w:tr>
       <w:tr>
-        <w:tblPrEx>
-          <w:tblCellMar>
-            <w:top w:w="0" w:type="dxa"/>
-            <w:bottom w:w="0" w:type="dxa"/>
-          </w:tblCellMar>
-        </w:tblPrEx>
         <w:tc>
           <w:tcPr>
             <w:tcW w:w="400" w:type="dxa"/>
@@ -17497,12 +16911,6 @@
         </w:tc>
       </w:tr>
       <w:tr>
-        <w:tblPrEx>
-          <w:tblCellMar>
-            <w:top w:w="0" w:type="dxa"/>
-            <w:bottom w:w="0" w:type="dxa"/>
-          </w:tblCellMar>
-        </w:tblPrEx>
         <w:tc>
           <w:tcPr>
             <w:tcW w:w="400" w:type="dxa"/>
@@ -17589,12 +16997,6 @@
         </w:tc>
       </w:tr>
       <w:tr>
-        <w:tblPrEx>
-          <w:tblCellMar>
-            <w:top w:w="0" w:type="dxa"/>
-            <w:bottom w:w="0" w:type="dxa"/>
-          </w:tblCellMar>
-        </w:tblPrEx>
         <w:tc>
           <w:tcPr>
             <w:tcW w:w="400" w:type="dxa"/>
@@ -17681,12 +17083,6 @@
         </w:tc>
       </w:tr>
       <w:tr>
-        <w:tblPrEx>
-          <w:tblCellMar>
-            <w:top w:w="0" w:type="dxa"/>
-            <w:bottom w:w="0" w:type="dxa"/>
-          </w:tblCellMar>
-        </w:tblPrEx>
         <w:tc>
           <w:tcPr>
             <w:tcW w:w="400" w:type="dxa"/>
@@ -17773,12 +17169,6 @@
         </w:tc>
       </w:tr>
       <w:tr>
-        <w:tblPrEx>
-          <w:tblCellMar>
-            <w:top w:w="0" w:type="dxa"/>
-            <w:bottom w:w="0" w:type="dxa"/>
-          </w:tblCellMar>
-        </w:tblPrEx>
         <w:tc>
           <w:tcPr>
             <w:tcW w:w="400" w:type="dxa"/>
@@ -17887,12 +17277,6 @@
         </w:tc>
       </w:tr>
       <w:tr>
-        <w:tblPrEx>
-          <w:tblCellMar>
-            <w:top w:w="0" w:type="dxa"/>
-            <w:bottom w:w="0" w:type="dxa"/>
-          </w:tblCellMar>
-        </w:tblPrEx>
         <w:tc>
           <w:tcPr>
             <w:tcW w:w="400" w:type="dxa"/>
@@ -18005,12 +17389,6 @@
         <w:gridCol w:w="9360"/>
       </w:tblGrid>
       <w:tr>
-        <w:tblPrEx>
-          <w:tblCellMar>
-            <w:top w:w="0" w:type="dxa"/>
-            <w:bottom w:w="0" w:type="dxa"/>
-          </w:tblCellMar>
-        </w:tblPrEx>
         <w:tc>
           <w:tcPr>
             <w:tcW w:w="9360" w:type="dxa"/>
@@ -18137,12 +17515,6 @@
         <w:gridCol w:w="9360"/>
       </w:tblGrid>
       <w:tr>
-        <w:tblPrEx>
-          <w:tblCellMar>
-            <w:top w:w="0" w:type="dxa"/>
-            <w:bottom w:w="0" w:type="dxa"/>
-          </w:tblCellMar>
-        </w:tblPrEx>
         <w:tc>
           <w:tcPr>
             <w:tcW w:w="9360" w:type="dxa"/>
@@ -18152,7 +17524,7 @@
               <w:bottom w:val="none" w:sz="0" w:space="0" w:color="FFFFFF"/>
               <w:right w:val="single" w:sz="1" w:space="0" w:color="CBD5E1"/>
             </w:tcBorders>
-            <w:shd w:val="clear" w:color="auto" w:fill="1E40AF"/>
+            <w:shd w:val="clear" w:color="auto" w:fill="196B24" w:themeFill="accent3"/>
             <w:tcMar>
               <w:top w:w="100" w:type="dxa"/>
               <w:left w:w="180" w:type="dxa"/>
@@ -18175,12 +17547,6 @@
         </w:tc>
       </w:tr>
       <w:tr>
-        <w:tblPrEx>
-          <w:tblCellMar>
-            <w:top w:w="0" w:type="dxa"/>
-            <w:bottom w:w="0" w:type="dxa"/>
-          </w:tblCellMar>
-        </w:tblPrEx>
         <w:tc>
           <w:tcPr>
             <w:tcW w:w="9360" w:type="dxa"/>
@@ -18903,12 +18269,6 @@
         <w:gridCol w:w="9360"/>
       </w:tblGrid>
       <w:tr>
-        <w:tblPrEx>
-          <w:tblCellMar>
-            <w:top w:w="0" w:type="dxa"/>
-            <w:bottom w:w="0" w:type="dxa"/>
-          </w:tblCellMar>
-        </w:tblPrEx>
         <w:tc>
           <w:tcPr>
             <w:tcW w:w="9360" w:type="dxa"/>
@@ -18918,7 +18278,7 @@
               <w:bottom w:val="none" w:sz="0" w:space="0" w:color="FFFFFF"/>
               <w:right w:val="single" w:sz="1" w:space="0" w:color="CBD5E1"/>
             </w:tcBorders>
-            <w:shd w:val="clear" w:color="auto" w:fill="1E40AF"/>
+            <w:shd w:val="clear" w:color="auto" w:fill="196B24" w:themeFill="accent3"/>
             <w:tcMar>
               <w:top w:w="100" w:type="dxa"/>
               <w:left w:w="180" w:type="dxa"/>
@@ -18941,12 +18301,6 @@
         </w:tc>
       </w:tr>
       <w:tr>
-        <w:tblPrEx>
-          <w:tblCellMar>
-            <w:top w:w="0" w:type="dxa"/>
-            <w:bottom w:w="0" w:type="dxa"/>
-          </w:tblCellMar>
-        </w:tblPrEx>
         <w:tc>
           <w:tcPr>
             <w:tcW w:w="9360" w:type="dxa"/>
@@ -19570,12 +18924,6 @@
         <w:gridCol w:w="3387"/>
       </w:tblGrid>
       <w:tr>
-        <w:tblPrEx>
-          <w:tblCellMar>
-            <w:top w:w="0" w:type="dxa"/>
-            <w:bottom w:w="0" w:type="dxa"/>
-          </w:tblCellMar>
-        </w:tblPrEx>
         <w:tc>
           <w:tcPr>
             <w:tcW w:w="400" w:type="dxa"/>
@@ -19668,12 +19016,6 @@
         </w:tc>
       </w:tr>
       <w:tr>
-        <w:tblPrEx>
-          <w:tblCellMar>
-            <w:top w:w="0" w:type="dxa"/>
-            <w:bottom w:w="0" w:type="dxa"/>
-          </w:tblCellMar>
-        </w:tblPrEx>
         <w:tc>
           <w:tcPr>
             <w:tcW w:w="400" w:type="dxa"/>
@@ -19761,12 +19103,6 @@
         </w:tc>
       </w:tr>
       <w:tr>
-        <w:tblPrEx>
-          <w:tblCellMar>
-            <w:top w:w="0" w:type="dxa"/>
-            <w:bottom w:w="0" w:type="dxa"/>
-          </w:tblCellMar>
-        </w:tblPrEx>
         <w:tc>
           <w:tcPr>
             <w:tcW w:w="400" w:type="dxa"/>
@@ -19853,12 +19189,6 @@
         </w:tc>
       </w:tr>
       <w:tr>
-        <w:tblPrEx>
-          <w:tblCellMar>
-            <w:top w:w="0" w:type="dxa"/>
-            <w:bottom w:w="0" w:type="dxa"/>
-          </w:tblCellMar>
-        </w:tblPrEx>
         <w:tc>
           <w:tcPr>
             <w:tcW w:w="400" w:type="dxa"/>
@@ -19995,12 +19325,6 @@
         </w:tc>
       </w:tr>
       <w:tr>
-        <w:tblPrEx>
-          <w:tblCellMar>
-            <w:top w:w="0" w:type="dxa"/>
-            <w:bottom w:w="0" w:type="dxa"/>
-          </w:tblCellMar>
-        </w:tblPrEx>
         <w:tc>
           <w:tcPr>
             <w:tcW w:w="400" w:type="dxa"/>
@@ -20103,12 +19427,6 @@
         </w:tc>
       </w:tr>
       <w:tr>
-        <w:tblPrEx>
-          <w:tblCellMar>
-            <w:top w:w="0" w:type="dxa"/>
-            <w:bottom w:w="0" w:type="dxa"/>
-          </w:tblCellMar>
-        </w:tblPrEx>
         <w:tc>
           <w:tcPr>
             <w:tcW w:w="400" w:type="dxa"/>
@@ -20195,12 +19513,6 @@
         </w:tc>
       </w:tr>
       <w:tr>
-        <w:tblPrEx>
-          <w:tblCellMar>
-            <w:top w:w="0" w:type="dxa"/>
-            <w:bottom w:w="0" w:type="dxa"/>
-          </w:tblCellMar>
-        </w:tblPrEx>
         <w:tc>
           <w:tcPr>
             <w:tcW w:w="400" w:type="dxa"/>
@@ -20287,12 +19599,6 @@
         </w:tc>
       </w:tr>
       <w:tr>
-        <w:tblPrEx>
-          <w:tblCellMar>
-            <w:top w:w="0" w:type="dxa"/>
-            <w:bottom w:w="0" w:type="dxa"/>
-          </w:tblCellMar>
-        </w:tblPrEx>
         <w:tc>
           <w:tcPr>
             <w:tcW w:w="400" w:type="dxa"/>
@@ -20415,12 +19721,6 @@
         </w:tc>
       </w:tr>
       <w:tr>
-        <w:tblPrEx>
-          <w:tblCellMar>
-            <w:top w:w="0" w:type="dxa"/>
-            <w:bottom w:w="0" w:type="dxa"/>
-          </w:tblCellMar>
-        </w:tblPrEx>
         <w:tc>
           <w:tcPr>
             <w:tcW w:w="400" w:type="dxa"/>
@@ -20507,12 +19807,6 @@
         </w:tc>
       </w:tr>
       <w:tr>
-        <w:tblPrEx>
-          <w:tblCellMar>
-            <w:top w:w="0" w:type="dxa"/>
-            <w:bottom w:w="0" w:type="dxa"/>
-          </w:tblCellMar>
-        </w:tblPrEx>
         <w:tc>
           <w:tcPr>
             <w:tcW w:w="400" w:type="dxa"/>
@@ -20599,12 +19893,6 @@
         </w:tc>
       </w:tr>
       <w:tr>
-        <w:tblPrEx>
-          <w:tblCellMar>
-            <w:top w:w="0" w:type="dxa"/>
-            <w:bottom w:w="0" w:type="dxa"/>
-          </w:tblCellMar>
-        </w:tblPrEx>
         <w:tc>
           <w:tcPr>
             <w:tcW w:w="400" w:type="dxa"/>
@@ -20691,12 +19979,6 @@
         </w:tc>
       </w:tr>
       <w:tr>
-        <w:tblPrEx>
-          <w:tblCellMar>
-            <w:top w:w="0" w:type="dxa"/>
-            <w:bottom w:w="0" w:type="dxa"/>
-          </w:tblCellMar>
-        </w:tblPrEx>
         <w:tc>
           <w:tcPr>
             <w:tcW w:w="400" w:type="dxa"/>
@@ -20783,12 +20065,6 @@
         </w:tc>
       </w:tr>
       <w:tr>
-        <w:tblPrEx>
-          <w:tblCellMar>
-            <w:top w:w="0" w:type="dxa"/>
-            <w:bottom w:w="0" w:type="dxa"/>
-          </w:tblCellMar>
-        </w:tblPrEx>
         <w:tc>
           <w:tcPr>
             <w:tcW w:w="400" w:type="dxa"/>
@@ -20901,12 +20177,6 @@
         <w:gridCol w:w="9360"/>
       </w:tblGrid>
       <w:tr>
-        <w:tblPrEx>
-          <w:tblCellMar>
-            <w:top w:w="0" w:type="dxa"/>
-            <w:bottom w:w="0" w:type="dxa"/>
-          </w:tblCellMar>
-        </w:tblPrEx>
         <w:tc>
           <w:tcPr>
             <w:tcW w:w="9360" w:type="dxa"/>
@@ -21015,12 +20285,6 @@
         <w:gridCol w:w="9360"/>
       </w:tblGrid>
       <w:tr>
-        <w:tblPrEx>
-          <w:tblCellMar>
-            <w:top w:w="0" w:type="dxa"/>
-            <w:bottom w:w="0" w:type="dxa"/>
-          </w:tblCellMar>
-        </w:tblPrEx>
         <w:tc>
           <w:tcPr>
             <w:tcW w:w="9360" w:type="dxa"/>
@@ -21030,7 +20294,7 @@
               <w:bottom w:val="none" w:sz="0" w:space="0" w:color="FFFFFF"/>
               <w:right w:val="single" w:sz="1" w:space="0" w:color="CBD5E1"/>
             </w:tcBorders>
-            <w:shd w:val="clear" w:color="auto" w:fill="1E40AF"/>
+            <w:shd w:val="clear" w:color="auto" w:fill="196B24" w:themeFill="accent3"/>
             <w:tcMar>
               <w:top w:w="100" w:type="dxa"/>
               <w:left w:w="180" w:type="dxa"/>
@@ -21053,12 +20317,6 @@
         </w:tc>
       </w:tr>
       <w:tr>
-        <w:tblPrEx>
-          <w:tblCellMar>
-            <w:top w:w="0" w:type="dxa"/>
-            <w:bottom w:w="0" w:type="dxa"/>
-          </w:tblCellMar>
-        </w:tblPrEx>
         <w:tc>
           <w:tcPr>
             <w:tcW w:w="9360" w:type="dxa"/>
@@ -21828,12 +21086,6 @@
         <w:gridCol w:w="9360"/>
       </w:tblGrid>
       <w:tr>
-        <w:tblPrEx>
-          <w:tblCellMar>
-            <w:top w:w="0" w:type="dxa"/>
-            <w:bottom w:w="0" w:type="dxa"/>
-          </w:tblCellMar>
-        </w:tblPrEx>
         <w:tc>
           <w:tcPr>
             <w:tcW w:w="9360" w:type="dxa"/>
@@ -21843,7 +21095,7 @@
               <w:bottom w:val="none" w:sz="0" w:space="0" w:color="FFFFFF"/>
               <w:right w:val="single" w:sz="1" w:space="0" w:color="CBD5E1"/>
             </w:tcBorders>
-            <w:shd w:val="clear" w:color="auto" w:fill="1E40AF"/>
+            <w:shd w:val="clear" w:color="auto" w:fill="196B24" w:themeFill="accent3"/>
             <w:tcMar>
               <w:top w:w="100" w:type="dxa"/>
               <w:left w:w="180" w:type="dxa"/>
@@ -21866,12 +21118,6 @@
         </w:tc>
       </w:tr>
       <w:tr>
-        <w:tblPrEx>
-          <w:tblCellMar>
-            <w:top w:w="0" w:type="dxa"/>
-            <w:bottom w:w="0" w:type="dxa"/>
-          </w:tblCellMar>
-        </w:tblPrEx>
         <w:tc>
           <w:tcPr>
             <w:tcW w:w="9360" w:type="dxa"/>
@@ -22638,12 +21884,6 @@
         <w:gridCol w:w="3386"/>
       </w:tblGrid>
       <w:tr>
-        <w:tblPrEx>
-          <w:tblCellMar>
-            <w:top w:w="0" w:type="dxa"/>
-            <w:bottom w:w="0" w:type="dxa"/>
-          </w:tblCellMar>
-        </w:tblPrEx>
         <w:tc>
           <w:tcPr>
             <w:tcW w:w="400" w:type="dxa"/>
@@ -22737,12 +21977,6 @@
         </w:tc>
       </w:tr>
       <w:tr>
-        <w:tblPrEx>
-          <w:tblCellMar>
-            <w:top w:w="0" w:type="dxa"/>
-            <w:bottom w:w="0" w:type="dxa"/>
-          </w:tblCellMar>
-        </w:tblPrEx>
         <w:tc>
           <w:tcPr>
             <w:tcW w:w="400" w:type="dxa"/>
@@ -22838,12 +22072,6 @@
         </w:tc>
       </w:tr>
       <w:tr>
-        <w:tblPrEx>
-          <w:tblCellMar>
-            <w:top w:w="0" w:type="dxa"/>
-            <w:bottom w:w="0" w:type="dxa"/>
-          </w:tblCellMar>
-        </w:tblPrEx>
         <w:tc>
           <w:tcPr>
             <w:tcW w:w="400" w:type="dxa"/>
@@ -22952,12 +22180,6 @@
         </w:tc>
       </w:tr>
       <w:tr>
-        <w:tblPrEx>
-          <w:tblCellMar>
-            <w:top w:w="0" w:type="dxa"/>
-            <w:bottom w:w="0" w:type="dxa"/>
-          </w:tblCellMar>
-        </w:tblPrEx>
         <w:tc>
           <w:tcPr>
             <w:tcW w:w="400" w:type="dxa"/>
@@ -23066,12 +22288,6 @@
         </w:tc>
       </w:tr>
       <w:tr>
-        <w:tblPrEx>
-          <w:tblCellMar>
-            <w:top w:w="0" w:type="dxa"/>
-            <w:bottom w:w="0" w:type="dxa"/>
-          </w:tblCellMar>
-        </w:tblPrEx>
         <w:tc>
           <w:tcPr>
             <w:tcW w:w="400" w:type="dxa"/>
@@ -23180,12 +22396,6 @@
         </w:tc>
       </w:tr>
       <w:tr>
-        <w:tblPrEx>
-          <w:tblCellMar>
-            <w:top w:w="0" w:type="dxa"/>
-            <w:bottom w:w="0" w:type="dxa"/>
-          </w:tblCellMar>
-        </w:tblPrEx>
         <w:tc>
           <w:tcPr>
             <w:tcW w:w="400" w:type="dxa"/>
@@ -23303,12 +22513,6 @@
         </w:tc>
       </w:tr>
       <w:tr>
-        <w:tblPrEx>
-          <w:tblCellMar>
-            <w:top w:w="0" w:type="dxa"/>
-            <w:bottom w:w="0" w:type="dxa"/>
-          </w:tblCellMar>
-        </w:tblPrEx>
         <w:tc>
           <w:tcPr>
             <w:tcW w:w="400" w:type="dxa"/>
@@ -23395,12 +22599,6 @@
         </w:tc>
       </w:tr>
       <w:tr>
-        <w:tblPrEx>
-          <w:tblCellMar>
-            <w:top w:w="0" w:type="dxa"/>
-            <w:bottom w:w="0" w:type="dxa"/>
-          </w:tblCellMar>
-        </w:tblPrEx>
         <w:tc>
           <w:tcPr>
             <w:tcW w:w="400" w:type="dxa"/>
@@ -23487,12 +22685,6 @@
         </w:tc>
       </w:tr>
       <w:tr>
-        <w:tblPrEx>
-          <w:tblCellMar>
-            <w:top w:w="0" w:type="dxa"/>
-            <w:bottom w:w="0" w:type="dxa"/>
-          </w:tblCellMar>
-        </w:tblPrEx>
         <w:tc>
           <w:tcPr>
             <w:tcW w:w="400" w:type="dxa"/>
@@ -23610,12 +22802,6 @@
         </w:tc>
       </w:tr>
       <w:tr>
-        <w:tblPrEx>
-          <w:tblCellMar>
-            <w:top w:w="0" w:type="dxa"/>
-            <w:bottom w:w="0" w:type="dxa"/>
-          </w:tblCellMar>
-        </w:tblPrEx>
         <w:tc>
           <w:tcPr>
             <w:tcW w:w="400" w:type="dxa"/>
@@ -23702,12 +22888,6 @@
         </w:tc>
       </w:tr>
       <w:tr>
-        <w:tblPrEx>
-          <w:tblCellMar>
-            <w:top w:w="0" w:type="dxa"/>
-            <w:bottom w:w="0" w:type="dxa"/>
-          </w:tblCellMar>
-        </w:tblPrEx>
         <w:tc>
           <w:tcPr>
             <w:tcW w:w="400" w:type="dxa"/>
@@ -23794,12 +22974,6 @@
         </w:tc>
       </w:tr>
       <w:tr>
-        <w:tblPrEx>
-          <w:tblCellMar>
-            <w:top w:w="0" w:type="dxa"/>
-            <w:bottom w:w="0" w:type="dxa"/>
-          </w:tblCellMar>
-        </w:tblPrEx>
         <w:tc>
           <w:tcPr>
             <w:tcW w:w="400" w:type="dxa"/>
@@ -23898,12 +23072,6 @@
         </w:tc>
       </w:tr>
       <w:tr>
-        <w:tblPrEx>
-          <w:tblCellMar>
-            <w:top w:w="0" w:type="dxa"/>
-            <w:bottom w:w="0" w:type="dxa"/>
-          </w:tblCellMar>
-        </w:tblPrEx>
         <w:tc>
           <w:tcPr>
             <w:tcW w:w="400" w:type="dxa"/>
@@ -23990,12 +23158,6 @@
         </w:tc>
       </w:tr>
       <w:tr>
-        <w:tblPrEx>
-          <w:tblCellMar>
-            <w:top w:w="0" w:type="dxa"/>
-            <w:bottom w:w="0" w:type="dxa"/>
-          </w:tblCellMar>
-        </w:tblPrEx>
         <w:tc>
           <w:tcPr>
             <w:tcW w:w="400" w:type="dxa"/>
@@ -24094,12 +23256,6 @@
         </w:tc>
       </w:tr>
       <w:tr>
-        <w:tblPrEx>
-          <w:tblCellMar>
-            <w:top w:w="0" w:type="dxa"/>
-            <w:bottom w:w="0" w:type="dxa"/>
-          </w:tblCellMar>
-        </w:tblPrEx>
         <w:tc>
           <w:tcPr>
             <w:tcW w:w="400" w:type="dxa"/>
@@ -24212,12 +23368,6 @@
         <w:gridCol w:w="9360"/>
       </w:tblGrid>
       <w:tr>
-        <w:tblPrEx>
-          <w:tblCellMar>
-            <w:top w:w="0" w:type="dxa"/>
-            <w:bottom w:w="0" w:type="dxa"/>
-          </w:tblCellMar>
-        </w:tblPrEx>
         <w:tc>
           <w:tcPr>
             <w:tcW w:w="9360" w:type="dxa"/>
@@ -24362,12 +23512,6 @@
         <w:gridCol w:w="9360"/>
       </w:tblGrid>
       <w:tr>
-        <w:tblPrEx>
-          <w:tblCellMar>
-            <w:top w:w="0" w:type="dxa"/>
-            <w:bottom w:w="0" w:type="dxa"/>
-          </w:tblCellMar>
-        </w:tblPrEx>
         <w:tc>
           <w:tcPr>
             <w:tcW w:w="9360" w:type="dxa"/>
@@ -24377,7 +23521,7 @@
               <w:bottom w:val="none" w:sz="0" w:space="0" w:color="FFFFFF"/>
               <w:right w:val="single" w:sz="1" w:space="0" w:color="CBD5E1"/>
             </w:tcBorders>
-            <w:shd w:val="clear" w:color="auto" w:fill="1E40AF"/>
+            <w:shd w:val="clear" w:color="auto" w:fill="196B24" w:themeFill="accent3"/>
             <w:tcMar>
               <w:top w:w="100" w:type="dxa"/>
               <w:left w:w="180" w:type="dxa"/>
@@ -24422,12 +23566,6 @@
         </w:tc>
       </w:tr>
       <w:tr>
-        <w:tblPrEx>
-          <w:tblCellMar>
-            <w:top w:w="0" w:type="dxa"/>
-            <w:bottom w:w="0" w:type="dxa"/>
-          </w:tblCellMar>
-        </w:tblPrEx>
         <w:tc>
           <w:tcPr>
             <w:tcW w:w="9360" w:type="dxa"/>
@@ -25528,12 +24666,6 @@
         <w:gridCol w:w="9360"/>
       </w:tblGrid>
       <w:tr>
-        <w:tblPrEx>
-          <w:tblCellMar>
-            <w:top w:w="0" w:type="dxa"/>
-            <w:bottom w:w="0" w:type="dxa"/>
-          </w:tblCellMar>
-        </w:tblPrEx>
         <w:tc>
           <w:tcPr>
             <w:tcW w:w="9360" w:type="dxa"/>
@@ -25543,7 +24675,7 @@
               <w:bottom w:val="none" w:sz="0" w:space="0" w:color="FFFFFF"/>
               <w:right w:val="single" w:sz="1" w:space="0" w:color="CBD5E1"/>
             </w:tcBorders>
-            <w:shd w:val="clear" w:color="auto" w:fill="1E40AF"/>
+            <w:shd w:val="clear" w:color="auto" w:fill="196B24" w:themeFill="accent3"/>
             <w:tcMar>
               <w:top w:w="100" w:type="dxa"/>
               <w:left w:w="180" w:type="dxa"/>
@@ -25566,12 +24698,6 @@
         </w:tc>
       </w:tr>
       <w:tr>
-        <w:tblPrEx>
-          <w:tblCellMar>
-            <w:top w:w="0" w:type="dxa"/>
-            <w:bottom w:w="0" w:type="dxa"/>
-          </w:tblCellMar>
-        </w:tblPrEx>
         <w:tc>
           <w:tcPr>
             <w:tcW w:w="9360" w:type="dxa"/>
@@ -26179,12 +25305,6 @@
         <w:gridCol w:w="3394"/>
       </w:tblGrid>
       <w:tr>
-        <w:tblPrEx>
-          <w:tblCellMar>
-            <w:top w:w="0" w:type="dxa"/>
-            <w:bottom w:w="0" w:type="dxa"/>
-          </w:tblCellMar>
-        </w:tblPrEx>
         <w:tc>
           <w:tcPr>
             <w:tcW w:w="400" w:type="dxa"/>
@@ -26277,12 +25397,6 @@
         </w:tc>
       </w:tr>
       <w:tr>
-        <w:tblPrEx>
-          <w:tblCellMar>
-            <w:top w:w="0" w:type="dxa"/>
-            <w:bottom w:w="0" w:type="dxa"/>
-          </w:tblCellMar>
-        </w:tblPrEx>
         <w:tc>
           <w:tcPr>
             <w:tcW w:w="400" w:type="dxa"/>
@@ -26422,12 +25536,6 @@
         </w:tc>
       </w:tr>
       <w:tr>
-        <w:tblPrEx>
-          <w:tblCellMar>
-            <w:top w:w="0" w:type="dxa"/>
-            <w:bottom w:w="0" w:type="dxa"/>
-          </w:tblCellMar>
-        </w:tblPrEx>
         <w:tc>
           <w:tcPr>
             <w:tcW w:w="400" w:type="dxa"/>
@@ -26545,12 +25653,6 @@
         </w:tc>
       </w:tr>
       <w:tr>
-        <w:tblPrEx>
-          <w:tblCellMar>
-            <w:top w:w="0" w:type="dxa"/>
-            <w:bottom w:w="0" w:type="dxa"/>
-          </w:tblCellMar>
-        </w:tblPrEx>
         <w:tc>
           <w:tcPr>
             <w:tcW w:w="400" w:type="dxa"/>
@@ -26637,12 +25739,6 @@
         </w:tc>
       </w:tr>
       <w:tr>
-        <w:tblPrEx>
-          <w:tblCellMar>
-            <w:top w:w="0" w:type="dxa"/>
-            <w:bottom w:w="0" w:type="dxa"/>
-          </w:tblCellMar>
-        </w:tblPrEx>
         <w:tc>
           <w:tcPr>
             <w:tcW w:w="400" w:type="dxa"/>
@@ -26767,12 +25863,6 @@
         </w:tc>
       </w:tr>
       <w:tr>
-        <w:tblPrEx>
-          <w:tblCellMar>
-            <w:top w:w="0" w:type="dxa"/>
-            <w:bottom w:w="0" w:type="dxa"/>
-          </w:tblCellMar>
-        </w:tblPrEx>
         <w:tc>
           <w:tcPr>
             <w:tcW w:w="400" w:type="dxa"/>
@@ -26887,12 +25977,6 @@
         </w:tc>
       </w:tr>
       <w:tr>
-        <w:tblPrEx>
-          <w:tblCellMar>
-            <w:top w:w="0" w:type="dxa"/>
-            <w:bottom w:w="0" w:type="dxa"/>
-          </w:tblCellMar>
-        </w:tblPrEx>
         <w:tc>
           <w:tcPr>
             <w:tcW w:w="400" w:type="dxa"/>
@@ -27013,12 +26097,6 @@
         </w:tc>
       </w:tr>
       <w:tr>
-        <w:tblPrEx>
-          <w:tblCellMar>
-            <w:top w:w="0" w:type="dxa"/>
-            <w:bottom w:w="0" w:type="dxa"/>
-          </w:tblCellMar>
-        </w:tblPrEx>
         <w:tc>
           <w:tcPr>
             <w:tcW w:w="400" w:type="dxa"/>
@@ -27161,12 +26239,6 @@
         </w:tc>
       </w:tr>
       <w:tr>
-        <w:tblPrEx>
-          <w:tblCellMar>
-            <w:top w:w="0" w:type="dxa"/>
-            <w:bottom w:w="0" w:type="dxa"/>
-          </w:tblCellMar>
-        </w:tblPrEx>
         <w:tc>
           <w:tcPr>
             <w:tcW w:w="400" w:type="dxa"/>
@@ -27253,12 +26325,6 @@
         </w:tc>
       </w:tr>
       <w:tr>
-        <w:tblPrEx>
-          <w:tblCellMar>
-            <w:top w:w="0" w:type="dxa"/>
-            <w:bottom w:w="0" w:type="dxa"/>
-          </w:tblCellMar>
-        </w:tblPrEx>
         <w:tc>
           <w:tcPr>
             <w:tcW w:w="400" w:type="dxa"/>
@@ -27345,12 +26411,6 @@
         </w:tc>
       </w:tr>
       <w:tr>
-        <w:tblPrEx>
-          <w:tblCellMar>
-            <w:top w:w="0" w:type="dxa"/>
-            <w:bottom w:w="0" w:type="dxa"/>
-          </w:tblCellMar>
-        </w:tblPrEx>
         <w:tc>
           <w:tcPr>
             <w:tcW w:w="400" w:type="dxa"/>
@@ -27437,12 +26497,6 @@
         </w:tc>
       </w:tr>
       <w:tr>
-        <w:tblPrEx>
-          <w:tblCellMar>
-            <w:top w:w="0" w:type="dxa"/>
-            <w:bottom w:w="0" w:type="dxa"/>
-          </w:tblCellMar>
-        </w:tblPrEx>
         <w:tc>
           <w:tcPr>
             <w:tcW w:w="400" w:type="dxa"/>
@@ -27552,12 +26606,6 @@
         </w:tc>
       </w:tr>
       <w:tr>
-        <w:tblPrEx>
-          <w:tblCellMar>
-            <w:top w:w="0" w:type="dxa"/>
-            <w:bottom w:w="0" w:type="dxa"/>
-          </w:tblCellMar>
-        </w:tblPrEx>
         <w:tc>
           <w:tcPr>
             <w:tcW w:w="400" w:type="dxa"/>
@@ -27666,12 +26714,6 @@
         </w:tc>
       </w:tr>
       <w:tr>
-        <w:tblPrEx>
-          <w:tblCellMar>
-            <w:top w:w="0" w:type="dxa"/>
-            <w:bottom w:w="0" w:type="dxa"/>
-          </w:tblCellMar>
-        </w:tblPrEx>
         <w:tc>
           <w:tcPr>
             <w:tcW w:w="400" w:type="dxa"/>
@@ -27818,12 +26860,6 @@
         <w:gridCol w:w="9360"/>
       </w:tblGrid>
       <w:tr>
-        <w:tblPrEx>
-          <w:tblCellMar>
-            <w:top w:w="0" w:type="dxa"/>
-            <w:bottom w:w="0" w:type="dxa"/>
-          </w:tblCellMar>
-        </w:tblPrEx>
         <w:tc>
           <w:tcPr>
             <w:tcW w:w="9360" w:type="dxa"/>
@@ -27932,12 +26968,6 @@
         <w:gridCol w:w="9360"/>
       </w:tblGrid>
       <w:tr>
-        <w:tblPrEx>
-          <w:tblCellMar>
-            <w:top w:w="0" w:type="dxa"/>
-            <w:bottom w:w="0" w:type="dxa"/>
-          </w:tblCellMar>
-        </w:tblPrEx>
         <w:tc>
           <w:tcPr>
             <w:tcW w:w="9360" w:type="dxa"/>
@@ -27970,12 +27000,6 @@
         </w:tc>
       </w:tr>
       <w:tr>
-        <w:tblPrEx>
-          <w:tblCellMar>
-            <w:top w:w="0" w:type="dxa"/>
-            <w:bottom w:w="0" w:type="dxa"/>
-          </w:tblCellMar>
-        </w:tblPrEx>
         <w:tc>
           <w:tcPr>
             <w:tcW w:w="9360" w:type="dxa"/>
@@ -28824,12 +27848,6 @@
         <w:gridCol w:w="9360"/>
       </w:tblGrid>
       <w:tr>
-        <w:tblPrEx>
-          <w:tblCellMar>
-            <w:top w:w="0" w:type="dxa"/>
-            <w:bottom w:w="0" w:type="dxa"/>
-          </w:tblCellMar>
-        </w:tblPrEx>
         <w:tc>
           <w:tcPr>
             <w:tcW w:w="9360" w:type="dxa"/>
@@ -28862,12 +27880,6 @@
         </w:tc>
       </w:tr>
       <w:tr>
-        <w:tblPrEx>
-          <w:tblCellMar>
-            <w:top w:w="0" w:type="dxa"/>
-            <w:bottom w:w="0" w:type="dxa"/>
-          </w:tblCellMar>
-        </w:tblPrEx>
         <w:tc>
           <w:tcPr>
             <w:tcW w:w="9360" w:type="dxa"/>
@@ -29584,12 +28596,6 @@
         <w:gridCol w:w="9360"/>
       </w:tblGrid>
       <w:tr>
-        <w:tblPrEx>
-          <w:tblCellMar>
-            <w:top w:w="0" w:type="dxa"/>
-            <w:bottom w:w="0" w:type="dxa"/>
-          </w:tblCellMar>
-        </w:tblPrEx>
         <w:tc>
           <w:tcPr>
             <w:tcW w:w="9360" w:type="dxa"/>
@@ -29622,12 +28628,6 @@
         </w:tc>
       </w:tr>
       <w:tr>
-        <w:tblPrEx>
-          <w:tblCellMar>
-            <w:top w:w="0" w:type="dxa"/>
-            <w:bottom w:w="0" w:type="dxa"/>
-          </w:tblCellMar>
-        </w:tblPrEx>
         <w:tc>
           <w:tcPr>
             <w:tcW w:w="9360" w:type="dxa"/>
@@ -30349,12 +29349,6 @@
         <w:gridCol w:w="3398"/>
       </w:tblGrid>
       <w:tr>
-        <w:tblPrEx>
-          <w:tblCellMar>
-            <w:top w:w="0" w:type="dxa"/>
-            <w:bottom w:w="0" w:type="dxa"/>
-          </w:tblCellMar>
-        </w:tblPrEx>
         <w:tc>
           <w:tcPr>
             <w:tcW w:w="400" w:type="dxa"/>
@@ -30447,12 +29441,6 @@
         </w:tc>
       </w:tr>
       <w:tr>
-        <w:tblPrEx>
-          <w:tblCellMar>
-            <w:top w:w="0" w:type="dxa"/>
-            <w:bottom w:w="0" w:type="dxa"/>
-          </w:tblCellMar>
-        </w:tblPrEx>
         <w:tc>
           <w:tcPr>
             <w:tcW w:w="400" w:type="dxa"/>
@@ -30539,12 +29527,6 @@
         </w:tc>
       </w:tr>
       <w:tr>
-        <w:tblPrEx>
-          <w:tblCellMar>
-            <w:top w:w="0" w:type="dxa"/>
-            <w:bottom w:w="0" w:type="dxa"/>
-          </w:tblCellMar>
-        </w:tblPrEx>
         <w:tc>
           <w:tcPr>
             <w:tcW w:w="400" w:type="dxa"/>
@@ -30654,12 +29636,6 @@
         </w:tc>
       </w:tr>
       <w:tr>
-        <w:tblPrEx>
-          <w:tblCellMar>
-            <w:top w:w="0" w:type="dxa"/>
-            <w:bottom w:w="0" w:type="dxa"/>
-          </w:tblCellMar>
-        </w:tblPrEx>
         <w:tc>
           <w:tcPr>
             <w:tcW w:w="400" w:type="dxa"/>
@@ -30746,12 +29722,6 @@
         </w:tc>
       </w:tr>
       <w:tr>
-        <w:tblPrEx>
-          <w:tblCellMar>
-            <w:top w:w="0" w:type="dxa"/>
-            <w:bottom w:w="0" w:type="dxa"/>
-          </w:tblCellMar>
-        </w:tblPrEx>
         <w:tc>
           <w:tcPr>
             <w:tcW w:w="400" w:type="dxa"/>
@@ -30838,12 +29808,6 @@
         </w:tc>
       </w:tr>
       <w:tr>
-        <w:tblPrEx>
-          <w:tblCellMar>
-            <w:top w:w="0" w:type="dxa"/>
-            <w:bottom w:w="0" w:type="dxa"/>
-          </w:tblCellMar>
-        </w:tblPrEx>
         <w:tc>
           <w:tcPr>
             <w:tcW w:w="400" w:type="dxa"/>
@@ -30954,12 +29918,6 @@
         </w:tc>
       </w:tr>
       <w:tr>
-        <w:tblPrEx>
-          <w:tblCellMar>
-            <w:top w:w="0" w:type="dxa"/>
-            <w:bottom w:w="0" w:type="dxa"/>
-          </w:tblCellMar>
-        </w:tblPrEx>
         <w:tc>
           <w:tcPr>
             <w:tcW w:w="400" w:type="dxa"/>
@@ -31086,12 +30044,6 @@
         </w:tc>
       </w:tr>
       <w:tr>
-        <w:tblPrEx>
-          <w:tblCellMar>
-            <w:top w:w="0" w:type="dxa"/>
-            <w:bottom w:w="0" w:type="dxa"/>
-          </w:tblCellMar>
-        </w:tblPrEx>
         <w:tc>
           <w:tcPr>
             <w:tcW w:w="400" w:type="dxa"/>
@@ -31178,12 +30130,6 @@
         </w:tc>
       </w:tr>
       <w:tr>
-        <w:tblPrEx>
-          <w:tblCellMar>
-            <w:top w:w="0" w:type="dxa"/>
-            <w:bottom w:w="0" w:type="dxa"/>
-          </w:tblCellMar>
-        </w:tblPrEx>
         <w:tc>
           <w:tcPr>
             <w:tcW w:w="400" w:type="dxa"/>
@@ -31328,12 +30274,6 @@
         </w:tc>
       </w:tr>
       <w:tr>
-        <w:tblPrEx>
-          <w:tblCellMar>
-            <w:top w:w="0" w:type="dxa"/>
-            <w:bottom w:w="0" w:type="dxa"/>
-          </w:tblCellMar>
-        </w:tblPrEx>
         <w:tc>
           <w:tcPr>
             <w:tcW w:w="400" w:type="dxa"/>
@@ -31454,12 +30394,6 @@
         </w:tc>
       </w:tr>
       <w:tr>
-        <w:tblPrEx>
-          <w:tblCellMar>
-            <w:top w:w="0" w:type="dxa"/>
-            <w:bottom w:w="0" w:type="dxa"/>
-          </w:tblCellMar>
-        </w:tblPrEx>
         <w:tc>
           <w:tcPr>
             <w:tcW w:w="400" w:type="dxa"/>
@@ -31546,12 +30480,6 @@
         </w:tc>
       </w:tr>
       <w:tr>
-        <w:tblPrEx>
-          <w:tblCellMar>
-            <w:top w:w="0" w:type="dxa"/>
-            <w:bottom w:w="0" w:type="dxa"/>
-          </w:tblCellMar>
-        </w:tblPrEx>
         <w:tc>
           <w:tcPr>
             <w:tcW w:w="400" w:type="dxa"/>
@@ -31654,12 +30582,6 @@
         </w:tc>
       </w:tr>
       <w:tr>
-        <w:tblPrEx>
-          <w:tblCellMar>
-            <w:top w:w="0" w:type="dxa"/>
-            <w:bottom w:w="0" w:type="dxa"/>
-          </w:tblCellMar>
-        </w:tblPrEx>
         <w:tc>
           <w:tcPr>
             <w:tcW w:w="400" w:type="dxa"/>
@@ -31746,12 +30668,6 @@
         </w:tc>
       </w:tr>
       <w:tr>
-        <w:tblPrEx>
-          <w:tblCellMar>
-            <w:top w:w="0" w:type="dxa"/>
-            <w:bottom w:w="0" w:type="dxa"/>
-          </w:tblCellMar>
-        </w:tblPrEx>
         <w:tc>
           <w:tcPr>
             <w:tcW w:w="400" w:type="dxa"/>
@@ -31886,12 +30802,6 @@
         <w:gridCol w:w="9360"/>
       </w:tblGrid>
       <w:tr>
-        <w:tblPrEx>
-          <w:tblCellMar>
-            <w:top w:w="0" w:type="dxa"/>
-            <w:bottom w:w="0" w:type="dxa"/>
-          </w:tblCellMar>
-        </w:tblPrEx>
         <w:tc>
           <w:tcPr>
             <w:tcW w:w="9360" w:type="dxa"/>
@@ -32000,12 +30910,6 @@
         <w:gridCol w:w="9360"/>
       </w:tblGrid>
       <w:tr>
-        <w:tblPrEx>
-          <w:tblCellMar>
-            <w:top w:w="0" w:type="dxa"/>
-            <w:bottom w:w="0" w:type="dxa"/>
-          </w:tblCellMar>
-        </w:tblPrEx>
         <w:tc>
           <w:tcPr>
             <w:tcW w:w="9360" w:type="dxa"/>
@@ -32038,12 +30942,6 @@
         </w:tc>
       </w:tr>
       <w:tr>
-        <w:tblPrEx>
-          <w:tblCellMar>
-            <w:top w:w="0" w:type="dxa"/>
-            <w:bottom w:w="0" w:type="dxa"/>
-          </w:tblCellMar>
-        </w:tblPrEx>
         <w:tc>
           <w:tcPr>
             <w:tcW w:w="9360" w:type="dxa"/>
@@ -32906,12 +31804,6 @@
         <w:gridCol w:w="3387"/>
       </w:tblGrid>
       <w:tr>
-        <w:tblPrEx>
-          <w:tblCellMar>
-            <w:top w:w="0" w:type="dxa"/>
-            <w:bottom w:w="0" w:type="dxa"/>
-          </w:tblCellMar>
-        </w:tblPrEx>
         <w:tc>
           <w:tcPr>
             <w:tcW w:w="400" w:type="dxa"/>
@@ -33004,12 +31896,6 @@
         </w:tc>
       </w:tr>
       <w:tr>
-        <w:tblPrEx>
-          <w:tblCellMar>
-            <w:top w:w="0" w:type="dxa"/>
-            <w:bottom w:w="0" w:type="dxa"/>
-          </w:tblCellMar>
-        </w:tblPrEx>
         <w:tc>
           <w:tcPr>
             <w:tcW w:w="400" w:type="dxa"/>
@@ -33096,12 +31982,6 @@
         </w:tc>
       </w:tr>
       <w:tr>
-        <w:tblPrEx>
-          <w:tblCellMar>
-            <w:top w:w="0" w:type="dxa"/>
-            <w:bottom w:w="0" w:type="dxa"/>
-          </w:tblCellMar>
-        </w:tblPrEx>
         <w:tc>
           <w:tcPr>
             <w:tcW w:w="400" w:type="dxa"/>
@@ -33188,12 +32068,6 @@
         </w:tc>
       </w:tr>
       <w:tr>
-        <w:tblPrEx>
-          <w:tblCellMar>
-            <w:top w:w="0" w:type="dxa"/>
-            <w:bottom w:w="0" w:type="dxa"/>
-          </w:tblCellMar>
-        </w:tblPrEx>
         <w:tc>
           <w:tcPr>
             <w:tcW w:w="400" w:type="dxa"/>
@@ -33289,12 +32163,6 @@
         </w:tc>
       </w:tr>
       <w:tr>
-        <w:tblPrEx>
-          <w:tblCellMar>
-            <w:top w:w="0" w:type="dxa"/>
-            <w:bottom w:w="0" w:type="dxa"/>
-          </w:tblCellMar>
-        </w:tblPrEx>
         <w:tc>
           <w:tcPr>
             <w:tcW w:w="400" w:type="dxa"/>
@@ -33381,12 +32249,6 @@
         </w:tc>
       </w:tr>
       <w:tr>
-        <w:tblPrEx>
-          <w:tblCellMar>
-            <w:top w:w="0" w:type="dxa"/>
-            <w:bottom w:w="0" w:type="dxa"/>
-          </w:tblCellMar>
-        </w:tblPrEx>
         <w:tc>
           <w:tcPr>
             <w:tcW w:w="400" w:type="dxa"/>
@@ -33495,12 +32357,6 @@
         </w:tc>
       </w:tr>
       <w:tr>
-        <w:tblPrEx>
-          <w:tblCellMar>
-            <w:top w:w="0" w:type="dxa"/>
-            <w:bottom w:w="0" w:type="dxa"/>
-          </w:tblCellMar>
-        </w:tblPrEx>
         <w:tc>
           <w:tcPr>
             <w:tcW w:w="400" w:type="dxa"/>
@@ -33587,12 +32443,6 @@
         </w:tc>
       </w:tr>
       <w:tr>
-        <w:tblPrEx>
-          <w:tblCellMar>
-            <w:top w:w="0" w:type="dxa"/>
-            <w:bottom w:w="0" w:type="dxa"/>
-          </w:tblCellMar>
-        </w:tblPrEx>
         <w:tc>
           <w:tcPr>
             <w:tcW w:w="400" w:type="dxa"/>
@@ -33679,12 +32529,6 @@
         </w:tc>
       </w:tr>
       <w:tr>
-        <w:tblPrEx>
-          <w:tblCellMar>
-            <w:top w:w="0" w:type="dxa"/>
-            <w:bottom w:w="0" w:type="dxa"/>
-          </w:tblCellMar>
-        </w:tblPrEx>
         <w:tc>
           <w:tcPr>
             <w:tcW w:w="400" w:type="dxa"/>
@@ -33771,12 +32615,6 @@
         </w:tc>
       </w:tr>
       <w:tr>
-        <w:tblPrEx>
-          <w:tblCellMar>
-            <w:top w:w="0" w:type="dxa"/>
-            <w:bottom w:w="0" w:type="dxa"/>
-          </w:tblCellMar>
-        </w:tblPrEx>
         <w:tc>
           <w:tcPr>
             <w:tcW w:w="400" w:type="dxa"/>
@@ -33875,12 +32713,6 @@
         </w:tc>
       </w:tr>
       <w:tr>
-        <w:tblPrEx>
-          <w:tblCellMar>
-            <w:top w:w="0" w:type="dxa"/>
-            <w:bottom w:w="0" w:type="dxa"/>
-          </w:tblCellMar>
-        </w:tblPrEx>
         <w:tc>
           <w:tcPr>
             <w:tcW w:w="400" w:type="dxa"/>
@@ -33967,12 +32799,6 @@
         </w:tc>
       </w:tr>
       <w:tr>
-        <w:tblPrEx>
-          <w:tblCellMar>
-            <w:top w:w="0" w:type="dxa"/>
-            <w:bottom w:w="0" w:type="dxa"/>
-          </w:tblCellMar>
-        </w:tblPrEx>
         <w:tc>
           <w:tcPr>
             <w:tcW w:w="400" w:type="dxa"/>
@@ -34085,12 +32911,6 @@
         <w:gridCol w:w="9360"/>
       </w:tblGrid>
       <w:tr>
-        <w:tblPrEx>
-          <w:tblCellMar>
-            <w:top w:w="0" w:type="dxa"/>
-            <w:bottom w:w="0" w:type="dxa"/>
-          </w:tblCellMar>
-        </w:tblPrEx>
         <w:tc>
           <w:tcPr>
             <w:tcW w:w="9360" w:type="dxa"/>
@@ -34199,12 +33019,6 @@
         <w:gridCol w:w="9360"/>
       </w:tblGrid>
       <w:tr>
-        <w:tblPrEx>
-          <w:tblCellMar>
-            <w:top w:w="0" w:type="dxa"/>
-            <w:bottom w:w="0" w:type="dxa"/>
-          </w:tblCellMar>
-        </w:tblPrEx>
         <w:tc>
           <w:tcPr>
             <w:tcW w:w="9360" w:type="dxa"/>
@@ -34237,12 +33051,6 @@
         </w:tc>
       </w:tr>
       <w:tr>
-        <w:tblPrEx>
-          <w:tblCellMar>
-            <w:top w:w="0" w:type="dxa"/>
-            <w:bottom w:w="0" w:type="dxa"/>
-          </w:tblCellMar>
-        </w:tblPrEx>
         <w:tc>
           <w:tcPr>
             <w:tcW w:w="9360" w:type="dxa"/>
@@ -35151,12 +33959,6 @@
         <w:gridCol w:w="9360"/>
       </w:tblGrid>
       <w:tr>
-        <w:tblPrEx>
-          <w:tblCellMar>
-            <w:top w:w="0" w:type="dxa"/>
-            <w:bottom w:w="0" w:type="dxa"/>
-          </w:tblCellMar>
-        </w:tblPrEx>
         <w:tc>
           <w:tcPr>
             <w:tcW w:w="9360" w:type="dxa"/>
@@ -35189,12 +33991,6 @@
         </w:tc>
       </w:tr>
       <w:tr>
-        <w:tblPrEx>
-          <w:tblCellMar>
-            <w:top w:w="0" w:type="dxa"/>
-            <w:bottom w:w="0" w:type="dxa"/>
-          </w:tblCellMar>
-        </w:tblPrEx>
         <w:tc>
           <w:tcPr>
             <w:tcW w:w="9360" w:type="dxa"/>
@@ -36395,12 +35191,6 @@
         <w:gridCol w:w="3387"/>
       </w:tblGrid>
       <w:tr>
-        <w:tblPrEx>
-          <w:tblCellMar>
-            <w:top w:w="0" w:type="dxa"/>
-            <w:bottom w:w="0" w:type="dxa"/>
-          </w:tblCellMar>
-        </w:tblPrEx>
         <w:tc>
           <w:tcPr>
             <w:tcW w:w="400" w:type="dxa"/>
@@ -36493,12 +35283,6 @@
         </w:tc>
       </w:tr>
       <w:tr>
-        <w:tblPrEx>
-          <w:tblCellMar>
-            <w:top w:w="0" w:type="dxa"/>
-            <w:bottom w:w="0" w:type="dxa"/>
-          </w:tblCellMar>
-        </w:tblPrEx>
         <w:tc>
           <w:tcPr>
             <w:tcW w:w="400" w:type="dxa"/>
@@ -36585,12 +35369,6 @@
         </w:tc>
       </w:tr>
       <w:tr>
-        <w:tblPrEx>
-          <w:tblCellMar>
-            <w:top w:w="0" w:type="dxa"/>
-            <w:bottom w:w="0" w:type="dxa"/>
-          </w:tblCellMar>
-        </w:tblPrEx>
         <w:tc>
           <w:tcPr>
             <w:tcW w:w="400" w:type="dxa"/>
@@ -36677,12 +35455,6 @@
         </w:tc>
       </w:tr>
       <w:tr>
-        <w:tblPrEx>
-          <w:tblCellMar>
-            <w:top w:w="0" w:type="dxa"/>
-            <w:bottom w:w="0" w:type="dxa"/>
-          </w:tblCellMar>
-        </w:tblPrEx>
         <w:tc>
           <w:tcPr>
             <w:tcW w:w="400" w:type="dxa"/>
@@ -36804,12 +35576,6 @@
         </w:tc>
       </w:tr>
       <w:tr>
-        <w:tblPrEx>
-          <w:tblCellMar>
-            <w:top w:w="0" w:type="dxa"/>
-            <w:bottom w:w="0" w:type="dxa"/>
-          </w:tblCellMar>
-        </w:tblPrEx>
         <w:tc>
           <w:tcPr>
             <w:tcW w:w="400" w:type="dxa"/>
@@ -36921,12 +35687,6 @@
         </w:tc>
       </w:tr>
       <w:tr>
-        <w:tblPrEx>
-          <w:tblCellMar>
-            <w:top w:w="0" w:type="dxa"/>
-            <w:bottom w:w="0" w:type="dxa"/>
-          </w:tblCellMar>
-        </w:tblPrEx>
         <w:tc>
           <w:tcPr>
             <w:tcW w:w="400" w:type="dxa"/>
@@ -37035,12 +35795,6 @@
         </w:tc>
       </w:tr>
       <w:tr>
-        <w:tblPrEx>
-          <w:tblCellMar>
-            <w:top w:w="0" w:type="dxa"/>
-            <w:bottom w:w="0" w:type="dxa"/>
-          </w:tblCellMar>
-        </w:tblPrEx>
         <w:tc>
           <w:tcPr>
             <w:tcW w:w="400" w:type="dxa"/>
@@ -37127,12 +35881,6 @@
         </w:tc>
       </w:tr>
       <w:tr>
-        <w:tblPrEx>
-          <w:tblCellMar>
-            <w:top w:w="0" w:type="dxa"/>
-            <w:bottom w:w="0" w:type="dxa"/>
-          </w:tblCellMar>
-        </w:tblPrEx>
         <w:tc>
           <w:tcPr>
             <w:tcW w:w="400" w:type="dxa"/>
@@ -37265,12 +36013,6 @@
         </w:tc>
       </w:tr>
       <w:tr>
-        <w:tblPrEx>
-          <w:tblCellMar>
-            <w:top w:w="0" w:type="dxa"/>
-            <w:bottom w:w="0" w:type="dxa"/>
-          </w:tblCellMar>
-        </w:tblPrEx>
         <w:tc>
           <w:tcPr>
             <w:tcW w:w="400" w:type="dxa"/>
@@ -37379,12 +36121,6 @@
         </w:tc>
       </w:tr>
       <w:tr>
-        <w:tblPrEx>
-          <w:tblCellMar>
-            <w:top w:w="0" w:type="dxa"/>
-            <w:bottom w:w="0" w:type="dxa"/>
-          </w:tblCellMar>
-        </w:tblPrEx>
         <w:tc>
           <w:tcPr>
             <w:tcW w:w="400" w:type="dxa"/>
@@ -37487,12 +36223,6 @@
         </w:tc>
       </w:tr>
       <w:tr>
-        <w:tblPrEx>
-          <w:tblCellMar>
-            <w:top w:w="0" w:type="dxa"/>
-            <w:bottom w:w="0" w:type="dxa"/>
-          </w:tblCellMar>
-        </w:tblPrEx>
         <w:tc>
           <w:tcPr>
             <w:tcW w:w="400" w:type="dxa"/>
@@ -37579,12 +36309,6 @@
         </w:tc>
       </w:tr>
       <w:tr>
-        <w:tblPrEx>
-          <w:tblCellMar>
-            <w:top w:w="0" w:type="dxa"/>
-            <w:bottom w:w="0" w:type="dxa"/>
-          </w:tblCellMar>
-        </w:tblPrEx>
         <w:tc>
           <w:tcPr>
             <w:tcW w:w="400" w:type="dxa"/>
@@ -37715,12 +36439,6 @@
         </w:tc>
       </w:tr>
       <w:tr>
-        <w:tblPrEx>
-          <w:tblCellMar>
-            <w:top w:w="0" w:type="dxa"/>
-            <w:bottom w:w="0" w:type="dxa"/>
-          </w:tblCellMar>
-        </w:tblPrEx>
         <w:tc>
           <w:tcPr>
             <w:tcW w:w="400" w:type="dxa"/>
@@ -37819,12 +36537,6 @@
         </w:tc>
       </w:tr>
       <w:tr>
-        <w:tblPrEx>
-          <w:tblCellMar>
-            <w:top w:w="0" w:type="dxa"/>
-            <w:bottom w:w="0" w:type="dxa"/>
-          </w:tblCellMar>
-        </w:tblPrEx>
         <w:tc>
           <w:tcPr>
             <w:tcW w:w="400" w:type="dxa"/>
@@ -37911,12 +36623,6 @@
         </w:tc>
       </w:tr>
       <w:tr>
-        <w:tblPrEx>
-          <w:tblCellMar>
-            <w:top w:w="0" w:type="dxa"/>
-            <w:bottom w:w="0" w:type="dxa"/>
-          </w:tblCellMar>
-        </w:tblPrEx>
         <w:tc>
           <w:tcPr>
             <w:tcW w:w="400" w:type="dxa"/>
@@ -38052,12 +36758,6 @@
         <w:gridCol w:w="9360"/>
       </w:tblGrid>
       <w:tr>
-        <w:tblPrEx>
-          <w:tblCellMar>
-            <w:top w:w="0" w:type="dxa"/>
-            <w:bottom w:w="0" w:type="dxa"/>
-          </w:tblCellMar>
-        </w:tblPrEx>
         <w:tc>
           <w:tcPr>
             <w:tcW w:w="9360" w:type="dxa"/>
@@ -38184,12 +36884,6 @@
         <w:gridCol w:w="9360"/>
       </w:tblGrid>
       <w:tr>
-        <w:tblPrEx>
-          <w:tblCellMar>
-            <w:top w:w="0" w:type="dxa"/>
-            <w:bottom w:w="0" w:type="dxa"/>
-          </w:tblCellMar>
-        </w:tblPrEx>
         <w:tc>
           <w:tcPr>
             <w:tcW w:w="9360" w:type="dxa"/>
@@ -38222,12 +36916,6 @@
         </w:tc>
       </w:tr>
       <w:tr>
-        <w:tblPrEx>
-          <w:tblCellMar>
-            <w:top w:w="0" w:type="dxa"/>
-            <w:bottom w:w="0" w:type="dxa"/>
-          </w:tblCellMar>
-        </w:tblPrEx>
         <w:tc>
           <w:tcPr>
             <w:tcW w:w="9360" w:type="dxa"/>
@@ -39113,12 +37801,6 @@
         <w:gridCol w:w="9360"/>
       </w:tblGrid>
       <w:tr>
-        <w:tblPrEx>
-          <w:tblCellMar>
-            <w:top w:w="0" w:type="dxa"/>
-            <w:bottom w:w="0" w:type="dxa"/>
-          </w:tblCellMar>
-        </w:tblPrEx>
         <w:tc>
           <w:tcPr>
             <w:tcW w:w="9360" w:type="dxa"/>
@@ -39151,12 +37833,6 @@
         </w:tc>
       </w:tr>
       <w:tr>
-        <w:tblPrEx>
-          <w:tblCellMar>
-            <w:top w:w="0" w:type="dxa"/>
-            <w:bottom w:w="0" w:type="dxa"/>
-          </w:tblCellMar>
-        </w:tblPrEx>
         <w:tc>
           <w:tcPr>
             <w:tcW w:w="9360" w:type="dxa"/>
@@ -40307,12 +38983,6 @@
         <w:gridCol w:w="3386"/>
       </w:tblGrid>
       <w:tr>
-        <w:tblPrEx>
-          <w:tblCellMar>
-            <w:top w:w="0" w:type="dxa"/>
-            <w:bottom w:w="0" w:type="dxa"/>
-          </w:tblCellMar>
-        </w:tblPrEx>
         <w:tc>
           <w:tcPr>
             <w:tcW w:w="400" w:type="dxa"/>
@@ -40405,12 +39075,6 @@
         </w:tc>
       </w:tr>
       <w:tr>
-        <w:tblPrEx>
-          <w:tblCellMar>
-            <w:top w:w="0" w:type="dxa"/>
-            <w:bottom w:w="0" w:type="dxa"/>
-          </w:tblCellMar>
-        </w:tblPrEx>
         <w:tc>
           <w:tcPr>
             <w:tcW w:w="400" w:type="dxa"/>
@@ -40497,12 +39161,6 @@
         </w:tc>
       </w:tr>
       <w:tr>
-        <w:tblPrEx>
-          <w:tblCellMar>
-            <w:top w:w="0" w:type="dxa"/>
-            <w:bottom w:w="0" w:type="dxa"/>
-          </w:tblCellMar>
-        </w:tblPrEx>
         <w:tc>
           <w:tcPr>
             <w:tcW w:w="400" w:type="dxa"/>
@@ -40589,12 +39247,6 @@
         </w:tc>
       </w:tr>
       <w:tr>
-        <w:tblPrEx>
-          <w:tblCellMar>
-            <w:top w:w="0" w:type="dxa"/>
-            <w:bottom w:w="0" w:type="dxa"/>
-          </w:tblCellMar>
-        </w:tblPrEx>
         <w:tc>
           <w:tcPr>
             <w:tcW w:w="400" w:type="dxa"/>
@@ -40715,12 +39367,6 @@
         </w:tc>
       </w:tr>
       <w:tr>
-        <w:tblPrEx>
-          <w:tblCellMar>
-            <w:top w:w="0" w:type="dxa"/>
-            <w:bottom w:w="0" w:type="dxa"/>
-          </w:tblCellMar>
-        </w:tblPrEx>
         <w:tc>
           <w:tcPr>
             <w:tcW w:w="400" w:type="dxa"/>
@@ -40841,12 +39487,6 @@
         </w:tc>
       </w:tr>
       <w:tr>
-        <w:tblPrEx>
-          <w:tblCellMar>
-            <w:top w:w="0" w:type="dxa"/>
-            <w:bottom w:w="0" w:type="dxa"/>
-          </w:tblCellMar>
-        </w:tblPrEx>
         <w:tc>
           <w:tcPr>
             <w:tcW w:w="400" w:type="dxa"/>
@@ -40955,12 +39595,6 @@
         </w:tc>
       </w:tr>
       <w:tr>
-        <w:tblPrEx>
-          <w:tblCellMar>
-            <w:top w:w="0" w:type="dxa"/>
-            <w:bottom w:w="0" w:type="dxa"/>
-          </w:tblCellMar>
-        </w:tblPrEx>
         <w:tc>
           <w:tcPr>
             <w:tcW w:w="400" w:type="dxa"/>
@@ -41047,12 +39681,6 @@
         </w:tc>
       </w:tr>
       <w:tr>
-        <w:tblPrEx>
-          <w:tblCellMar>
-            <w:top w:w="0" w:type="dxa"/>
-            <w:bottom w:w="0" w:type="dxa"/>
-          </w:tblCellMar>
-        </w:tblPrEx>
         <w:tc>
           <w:tcPr>
             <w:tcW w:w="400" w:type="dxa"/>
@@ -41161,12 +39789,6 @@
         </w:tc>
       </w:tr>
       <w:tr>
-        <w:tblPrEx>
-          <w:tblCellMar>
-            <w:top w:w="0" w:type="dxa"/>
-            <w:bottom w:w="0" w:type="dxa"/>
-          </w:tblCellMar>
-        </w:tblPrEx>
         <w:tc>
           <w:tcPr>
             <w:tcW w:w="400" w:type="dxa"/>
@@ -41253,12 +39875,6 @@
         </w:tc>
       </w:tr>
       <w:tr>
-        <w:tblPrEx>
-          <w:tblCellMar>
-            <w:top w:w="0" w:type="dxa"/>
-            <w:bottom w:w="0" w:type="dxa"/>
-          </w:tblCellMar>
-        </w:tblPrEx>
         <w:tc>
           <w:tcPr>
             <w:tcW w:w="400" w:type="dxa"/>
@@ -41345,12 +39961,6 @@
         </w:tc>
       </w:tr>
       <w:tr>
-        <w:tblPrEx>
-          <w:tblCellMar>
-            <w:top w:w="0" w:type="dxa"/>
-            <w:bottom w:w="0" w:type="dxa"/>
-          </w:tblCellMar>
-        </w:tblPrEx>
         <w:tc>
           <w:tcPr>
             <w:tcW w:w="400" w:type="dxa"/>
@@ -41437,12 +40047,6 @@
         </w:tc>
       </w:tr>
       <w:tr>
-        <w:tblPrEx>
-          <w:tblCellMar>
-            <w:top w:w="0" w:type="dxa"/>
-            <w:bottom w:w="0" w:type="dxa"/>
-          </w:tblCellMar>
-        </w:tblPrEx>
         <w:tc>
           <w:tcPr>
             <w:tcW w:w="400" w:type="dxa"/>
@@ -41545,12 +40149,6 @@
         </w:tc>
       </w:tr>
       <w:tr>
-        <w:tblPrEx>
-          <w:tblCellMar>
-            <w:top w:w="0" w:type="dxa"/>
-            <w:bottom w:w="0" w:type="dxa"/>
-          </w:tblCellMar>
-        </w:tblPrEx>
         <w:tc>
           <w:tcPr>
             <w:tcW w:w="400" w:type="dxa"/>
@@ -41637,12 +40235,6 @@
         </w:tc>
       </w:tr>
       <w:tr>
-        <w:tblPrEx>
-          <w:tblCellMar>
-            <w:top w:w="0" w:type="dxa"/>
-            <w:bottom w:w="0" w:type="dxa"/>
-          </w:tblCellMar>
-        </w:tblPrEx>
         <w:tc>
           <w:tcPr>
             <w:tcW w:w="400" w:type="dxa"/>
@@ -41755,12 +40347,6 @@
         <w:gridCol w:w="9360"/>
       </w:tblGrid>
       <w:tr>
-        <w:tblPrEx>
-          <w:tblCellMar>
-            <w:top w:w="0" w:type="dxa"/>
-            <w:bottom w:w="0" w:type="dxa"/>
-          </w:tblCellMar>
-        </w:tblPrEx>
         <w:tc>
           <w:tcPr>
             <w:tcW w:w="9360" w:type="dxa"/>
@@ -41869,12 +40455,6 @@
         <w:gridCol w:w="9360"/>
       </w:tblGrid>
       <w:tr>
-        <w:tblPrEx>
-          <w:tblCellMar>
-            <w:top w:w="0" w:type="dxa"/>
-            <w:bottom w:w="0" w:type="dxa"/>
-          </w:tblCellMar>
-        </w:tblPrEx>
         <w:tc>
           <w:tcPr>
             <w:tcW w:w="9360" w:type="dxa"/>
@@ -41907,12 +40487,6 @@
         </w:tc>
       </w:tr>
       <w:tr>
-        <w:tblPrEx>
-          <w:tblCellMar>
-            <w:top w:w="0" w:type="dxa"/>
-            <w:bottom w:w="0" w:type="dxa"/>
-          </w:tblCellMar>
-        </w:tblPrEx>
         <w:tc>
           <w:tcPr>
             <w:tcW w:w="9360" w:type="dxa"/>
@@ -42514,12 +41088,6 @@
         <w:gridCol w:w="9360"/>
       </w:tblGrid>
       <w:tr>
-        <w:tblPrEx>
-          <w:tblCellMar>
-            <w:top w:w="0" w:type="dxa"/>
-            <w:bottom w:w="0" w:type="dxa"/>
-          </w:tblCellMar>
-        </w:tblPrEx>
         <w:tc>
           <w:tcPr>
             <w:tcW w:w="9360" w:type="dxa"/>
@@ -42552,12 +41120,6 @@
         </w:tc>
       </w:tr>
       <w:tr>
-        <w:tblPrEx>
-          <w:tblCellMar>
-            <w:top w:w="0" w:type="dxa"/>
-            <w:bottom w:w="0" w:type="dxa"/>
-          </w:tblCellMar>
-        </w:tblPrEx>
         <w:tc>
           <w:tcPr>
             <w:tcW w:w="9360" w:type="dxa"/>
@@ -43479,12 +42041,6 @@
         <w:gridCol w:w="3388"/>
       </w:tblGrid>
       <w:tr>
-        <w:tblPrEx>
-          <w:tblCellMar>
-            <w:top w:w="0" w:type="dxa"/>
-            <w:bottom w:w="0" w:type="dxa"/>
-          </w:tblCellMar>
-        </w:tblPrEx>
         <w:tc>
           <w:tcPr>
             <w:tcW w:w="400" w:type="dxa"/>
@@ -43577,12 +42133,6 @@
         </w:tc>
       </w:tr>
       <w:tr>
-        <w:tblPrEx>
-          <w:tblCellMar>
-            <w:top w:w="0" w:type="dxa"/>
-            <w:bottom w:w="0" w:type="dxa"/>
-          </w:tblCellMar>
-        </w:tblPrEx>
         <w:tc>
           <w:tcPr>
             <w:tcW w:w="400" w:type="dxa"/>
@@ -43669,12 +42219,6 @@
         </w:tc>
       </w:tr>
       <w:tr>
-        <w:tblPrEx>
-          <w:tblCellMar>
-            <w:top w:w="0" w:type="dxa"/>
-            <w:bottom w:w="0" w:type="dxa"/>
-          </w:tblCellMar>
-        </w:tblPrEx>
         <w:tc>
           <w:tcPr>
             <w:tcW w:w="400" w:type="dxa"/>
@@ -43761,12 +42305,6 @@
         </w:tc>
       </w:tr>
       <w:tr>
-        <w:tblPrEx>
-          <w:tblCellMar>
-            <w:top w:w="0" w:type="dxa"/>
-            <w:bottom w:w="0" w:type="dxa"/>
-          </w:tblCellMar>
-        </w:tblPrEx>
         <w:tc>
           <w:tcPr>
             <w:tcW w:w="400" w:type="dxa"/>
@@ -43853,12 +42391,6 @@
         </w:tc>
       </w:tr>
       <w:tr>
-        <w:tblPrEx>
-          <w:tblCellMar>
-            <w:top w:w="0" w:type="dxa"/>
-            <w:bottom w:w="0" w:type="dxa"/>
-          </w:tblCellMar>
-        </w:tblPrEx>
         <w:tc>
           <w:tcPr>
             <w:tcW w:w="400" w:type="dxa"/>
@@ -43945,12 +42477,6 @@
         </w:tc>
       </w:tr>
       <w:tr>
-        <w:tblPrEx>
-          <w:tblCellMar>
-            <w:top w:w="0" w:type="dxa"/>
-            <w:bottom w:w="0" w:type="dxa"/>
-          </w:tblCellMar>
-        </w:tblPrEx>
         <w:tc>
           <w:tcPr>
             <w:tcW w:w="400" w:type="dxa"/>
@@ -44037,12 +42563,6 @@
         </w:tc>
       </w:tr>
       <w:tr>
-        <w:tblPrEx>
-          <w:tblCellMar>
-            <w:top w:w="0" w:type="dxa"/>
-            <w:bottom w:w="0" w:type="dxa"/>
-          </w:tblCellMar>
-        </w:tblPrEx>
         <w:tc>
           <w:tcPr>
             <w:tcW w:w="400" w:type="dxa"/>
@@ -44129,12 +42649,6 @@
         </w:tc>
       </w:tr>
       <w:tr>
-        <w:tblPrEx>
-          <w:tblCellMar>
-            <w:top w:w="0" w:type="dxa"/>
-            <w:bottom w:w="0" w:type="dxa"/>
-          </w:tblCellMar>
-        </w:tblPrEx>
         <w:tc>
           <w:tcPr>
             <w:tcW w:w="400" w:type="dxa"/>
@@ -44221,12 +42735,6 @@
         </w:tc>
       </w:tr>
       <w:tr>
-        <w:tblPrEx>
-          <w:tblCellMar>
-            <w:top w:w="0" w:type="dxa"/>
-            <w:bottom w:w="0" w:type="dxa"/>
-          </w:tblCellMar>
-        </w:tblPrEx>
         <w:tc>
           <w:tcPr>
             <w:tcW w:w="400" w:type="dxa"/>
@@ -44313,12 +42821,6 @@
         </w:tc>
       </w:tr>
       <w:tr>
-        <w:tblPrEx>
-          <w:tblCellMar>
-            <w:top w:w="0" w:type="dxa"/>
-            <w:bottom w:w="0" w:type="dxa"/>
-          </w:tblCellMar>
-        </w:tblPrEx>
         <w:tc>
           <w:tcPr>
             <w:tcW w:w="400" w:type="dxa"/>
@@ -44405,12 +42907,6 @@
         </w:tc>
       </w:tr>
       <w:tr>
-        <w:tblPrEx>
-          <w:tblCellMar>
-            <w:top w:w="0" w:type="dxa"/>
-            <w:bottom w:w="0" w:type="dxa"/>
-          </w:tblCellMar>
-        </w:tblPrEx>
         <w:tc>
           <w:tcPr>
             <w:tcW w:w="400" w:type="dxa"/>
@@ -44497,12 +42993,6 @@
         </w:tc>
       </w:tr>
       <w:tr>
-        <w:tblPrEx>
-          <w:tblCellMar>
-            <w:top w:w="0" w:type="dxa"/>
-            <w:bottom w:w="0" w:type="dxa"/>
-          </w:tblCellMar>
-        </w:tblPrEx>
         <w:tc>
           <w:tcPr>
             <w:tcW w:w="400" w:type="dxa"/>
@@ -44589,12 +43079,6 @@
         </w:tc>
       </w:tr>
       <w:tr>
-        <w:tblPrEx>
-          <w:tblCellMar>
-            <w:top w:w="0" w:type="dxa"/>
-            <w:bottom w:w="0" w:type="dxa"/>
-          </w:tblCellMar>
-        </w:tblPrEx>
         <w:tc>
           <w:tcPr>
             <w:tcW w:w="400" w:type="dxa"/>
@@ -44681,12 +43165,6 @@
         </w:tc>
       </w:tr>
       <w:tr>
-        <w:tblPrEx>
-          <w:tblCellMar>
-            <w:top w:w="0" w:type="dxa"/>
-            <w:bottom w:w="0" w:type="dxa"/>
-          </w:tblCellMar>
-        </w:tblPrEx>
         <w:tc>
           <w:tcPr>
             <w:tcW w:w="400" w:type="dxa"/>
